--- a/notes/CTD_Database_Manual.docx
+++ b/notes/CTD_Database_Manual.docx
@@ -113,6 +113,13 @@
     </w:p>
     <w:sdt>
       <w:sdtPr>
+        <w:rPr>
+          <w:rFonts w:ascii="Arial" w:eastAsiaTheme="minorHAnsi" w:hAnsi="Arial" w:cs="Arial"/>
+          <w:color w:val="auto"/>
+          <w:sz w:val="22"/>
+          <w:szCs w:val="22"/>
+          <w:lang w:val="de-DE"/>
+        </w:rPr>
         <w:id w:val="-10913539"/>
         <w:docPartObj>
           <w:docPartGallery w:val="Table of Contents"/>
@@ -121,14 +128,9 @@
       </w:sdtPr>
       <w:sdtEndPr>
         <w:rPr>
-          <w:rFonts w:ascii="Arial" w:eastAsiaTheme="minorHAnsi" w:hAnsi="Arial" w:cs="Arial"/>
           <w:b/>
           <w:bCs/>
           <w:noProof/>
-          <w:color w:val="auto"/>
-          <w:sz w:val="22"/>
-          <w:szCs w:val="22"/>
-          <w:lang w:val="de-DE"/>
         </w:rPr>
       </w:sdtEndPr>
       <w:sdtContent>
@@ -154,10 +156,17 @@
           <w:pPr>
             <w:pStyle w:val="TOC1"/>
             <w:tabs>
+              <w:tab w:val="left" w:pos="440"/>
               <w:tab w:val="right" w:leader="dot" w:pos="9016"/>
             </w:tabs>
             <w:rPr>
+              <w:rFonts w:asciiTheme="minorHAnsi" w:eastAsiaTheme="minorEastAsia" w:hAnsiTheme="minorHAnsi" w:cstheme="minorBidi"/>
               <w:noProof/>
+              <w:kern w:val="2"/>
+              <w:sz w:val="24"/>
+              <w:szCs w:val="24"/>
+              <w:lang w:val="en-US"/>
+              <w14:ligatures w14:val="standardContextual"/>
             </w:rPr>
           </w:pPr>
           <w:r>
@@ -169,13 +178,32 @@
           <w:r>
             <w:fldChar w:fldCharType="separate"/>
           </w:r>
-          <w:hyperlink w:anchor="_Toc234401502" w:history="1">
-            <w:r>
-              <w:rPr>
-                <w:rStyle w:val="Hyperlink"/>
-                <w:noProof/>
-              </w:rPr>
-              <w:t>Summary</w:t>
+          <w:hyperlink w:anchor="_Toc234406694" w:history="1">
+            <w:r>
+              <w:rPr>
+                <w:rStyle w:val="Hyperlink"/>
+                <w:noProof/>
+              </w:rPr>
+              <w:t>1.</w:t>
+            </w:r>
+            <w:r>
+              <w:rPr>
+                <w:rFonts w:asciiTheme="minorHAnsi" w:eastAsiaTheme="minorEastAsia" w:hAnsiTheme="minorHAnsi" w:cstheme="minorBidi"/>
+                <w:noProof/>
+                <w:kern w:val="2"/>
+                <w:sz w:val="24"/>
+                <w:szCs w:val="24"/>
+                <w:lang w:val="en-US"/>
+                <w14:ligatures w14:val="standardContextual"/>
+              </w:rPr>
+              <w:tab/>
+            </w:r>
+            <w:r>
+              <w:rPr>
+                <w:rStyle w:val="Hyperlink"/>
+                <w:noProof/>
+              </w:rPr>
+              <w:t>Installation</w:t>
             </w:r>
             <w:r>
               <w:rPr>
@@ -196,7 +224,7 @@
                 <w:noProof/>
                 <w:webHidden/>
               </w:rPr>
-              <w:instrText xml:space="preserve"> PAGEREF _Toc234401502 \h </w:instrText>
+              <w:instrText xml:space="preserve"> PAGEREF _Toc234406694 \h </w:instrText>
             </w:r>
             <w:r>
               <w:rPr>
@@ -216,7 +244,7 @@
                 <w:noProof/>
                 <w:webHidden/>
               </w:rPr>
-              <w:t>1</w:t>
+              <w:t>3</w:t>
             </w:r>
             <w:r>
               <w:rPr>
@@ -231,33 +259,45 @@
           <w:pPr>
             <w:pStyle w:val="TOC1"/>
             <w:tabs>
-              <w:tab w:val="left" w:pos="480"/>
+              <w:tab w:val="left" w:pos="440"/>
               <w:tab w:val="right" w:leader="dot" w:pos="9016"/>
             </w:tabs>
             <w:rPr>
+              <w:rFonts w:asciiTheme="minorHAnsi" w:eastAsiaTheme="minorEastAsia" w:hAnsiTheme="minorHAnsi" w:cstheme="minorBidi"/>
               <w:noProof/>
+              <w:kern w:val="2"/>
+              <w:sz w:val="24"/>
+              <w:szCs w:val="24"/>
+              <w:lang w:val="en-US"/>
+              <w14:ligatures w14:val="standardContextual"/>
             </w:rPr>
           </w:pPr>
-          <w:hyperlink w:anchor="_Toc234401503" w:history="1">
-            <w:r>
-              <w:rPr>
-                <w:rStyle w:val="Hyperlink"/>
-                <w:noProof/>
-              </w:rPr>
-              <w:t>1.</w:t>
-            </w:r>
-            <w:r>
-              <w:rPr>
-                <w:noProof/>
-              </w:rPr>
-              <w:tab/>
-            </w:r>
-            <w:r>
-              <w:rPr>
-                <w:rStyle w:val="Hyperlink"/>
-                <w:noProof/>
-              </w:rPr>
-              <w:t>Introduction</w:t>
+          <w:hyperlink w:anchor="_Toc234406695" w:history="1">
+            <w:r>
+              <w:rPr>
+                <w:rStyle w:val="Hyperlink"/>
+                <w:noProof/>
+              </w:rPr>
+              <w:t>2.</w:t>
+            </w:r>
+            <w:r>
+              <w:rPr>
+                <w:rFonts w:asciiTheme="minorHAnsi" w:eastAsiaTheme="minorEastAsia" w:hAnsiTheme="minorHAnsi" w:cstheme="minorBidi"/>
+                <w:noProof/>
+                <w:kern w:val="2"/>
+                <w:sz w:val="24"/>
+                <w:szCs w:val="24"/>
+                <w:lang w:val="en-US"/>
+                <w14:ligatures w14:val="standardContextual"/>
+              </w:rPr>
+              <w:tab/>
+            </w:r>
+            <w:r>
+              <w:rPr>
+                <w:rStyle w:val="Hyperlink"/>
+                <w:noProof/>
+              </w:rPr>
+              <w:t>Usage</w:t>
             </w:r>
             <w:r>
               <w:rPr>
@@ -278,7 +318,7 @@
                 <w:noProof/>
                 <w:webHidden/>
               </w:rPr>
-              <w:instrText xml:space="preserve"> PAGEREF _Toc234401503 \h </w:instrText>
+              <w:instrText xml:space="preserve"> PAGEREF _Toc234406695 \h </w:instrText>
             </w:r>
             <w:r>
               <w:rPr>
@@ -298,89 +338,7 @@
                 <w:noProof/>
                 <w:webHidden/>
               </w:rPr>
-              <w:t>1</w:t>
-            </w:r>
-            <w:r>
-              <w:rPr>
-                <w:noProof/>
-                <w:webHidden/>
-              </w:rPr>
-              <w:fldChar w:fldCharType="end"/>
-            </w:r>
-          </w:hyperlink>
-        </w:p>
-        <w:p>
-          <w:pPr>
-            <w:pStyle w:val="TOC1"/>
-            <w:tabs>
-              <w:tab w:val="left" w:pos="480"/>
-              <w:tab w:val="right" w:leader="dot" w:pos="9016"/>
-            </w:tabs>
-            <w:rPr>
-              <w:noProof/>
-            </w:rPr>
-          </w:pPr>
-          <w:hyperlink w:anchor="_Toc234401504" w:history="1">
-            <w:r>
-              <w:rPr>
-                <w:rStyle w:val="Hyperlink"/>
-                <w:noProof/>
-              </w:rPr>
-              <w:t>2.</w:t>
-            </w:r>
-            <w:r>
-              <w:rPr>
-                <w:noProof/>
-              </w:rPr>
-              <w:tab/>
-            </w:r>
-            <w:r>
-              <w:rPr>
-                <w:rStyle w:val="Hyperlink"/>
-                <w:noProof/>
-              </w:rPr>
-              <w:t>Methods</w:t>
-            </w:r>
-            <w:r>
-              <w:rPr>
-                <w:noProof/>
-                <w:webHidden/>
-              </w:rPr>
-              <w:tab/>
-            </w:r>
-            <w:r>
-              <w:rPr>
-                <w:noProof/>
-                <w:webHidden/>
-              </w:rPr>
-              <w:fldChar w:fldCharType="begin"/>
-            </w:r>
-            <w:r>
-              <w:rPr>
-                <w:noProof/>
-                <w:webHidden/>
-              </w:rPr>
-              <w:instrText xml:space="preserve"> PAGEREF _Toc234401504 \h </w:instrText>
-            </w:r>
-            <w:r>
-              <w:rPr>
-                <w:noProof/>
-                <w:webHidden/>
-              </w:rPr>
-            </w:r>
-            <w:r>
-              <w:rPr>
-                <w:noProof/>
-                <w:webHidden/>
-              </w:rPr>
-              <w:fldChar w:fldCharType="separate"/>
-            </w:r>
-            <w:r>
-              <w:rPr>
-                <w:noProof/>
-                <w:webHidden/>
-              </w:rPr>
-              <w:t>1</w:t>
+              <w:t>3</w:t>
             </w:r>
             <w:r>
               <w:rPr>
@@ -399,10 +357,16 @@
               <w:tab w:val="right" w:leader="dot" w:pos="9016"/>
             </w:tabs>
             <w:rPr>
+              <w:rFonts w:asciiTheme="minorHAnsi" w:eastAsiaTheme="minorEastAsia" w:hAnsiTheme="minorHAnsi" w:cstheme="minorBidi"/>
               <w:noProof/>
+              <w:kern w:val="2"/>
+              <w:sz w:val="24"/>
+              <w:szCs w:val="24"/>
+              <w:lang w:val="en-US"/>
+              <w14:ligatures w14:val="standardContextual"/>
             </w:rPr>
           </w:pPr>
-          <w:hyperlink w:anchor="_Toc234401505" w:history="1">
+          <w:hyperlink w:anchor="_Toc234406696" w:history="1">
             <w:r>
               <w:rPr>
                 <w:rStyle w:val="Hyperlink"/>
@@ -412,16 +376,22 @@
             </w:r>
             <w:r>
               <w:rPr>
-                <w:noProof/>
-              </w:rPr>
-              <w:tab/>
-            </w:r>
-            <w:r>
-              <w:rPr>
-                <w:rStyle w:val="Hyperlink"/>
-                <w:noProof/>
-              </w:rPr>
-              <w:t>Dataset</w:t>
+                <w:rFonts w:asciiTheme="minorHAnsi" w:eastAsiaTheme="minorEastAsia" w:hAnsiTheme="minorHAnsi" w:cstheme="minorBidi"/>
+                <w:noProof/>
+                <w:kern w:val="2"/>
+                <w:sz w:val="24"/>
+                <w:szCs w:val="24"/>
+                <w:lang w:val="en-US"/>
+                <w14:ligatures w14:val="standardContextual"/>
+              </w:rPr>
+              <w:tab/>
+            </w:r>
+            <w:r>
+              <w:rPr>
+                <w:rStyle w:val="Hyperlink"/>
+                <w:noProof/>
+              </w:rPr>
+              <w:t>Explore the repository structure</w:t>
             </w:r>
             <w:r>
               <w:rPr>
@@ -442,7 +412,7 @@
                 <w:noProof/>
                 <w:webHidden/>
               </w:rPr>
-              <w:instrText xml:space="preserve"> PAGEREF _Toc234401505 \h </w:instrText>
+              <w:instrText xml:space="preserve"> PAGEREF _Toc234406696 \h </w:instrText>
             </w:r>
             <w:r>
               <w:rPr>
@@ -462,7 +432,7 @@
                 <w:noProof/>
                 <w:webHidden/>
               </w:rPr>
-              <w:t>1</w:t>
+              <w:t>3</w:t>
             </w:r>
             <w:r>
               <w:rPr>
@@ -481,10 +451,16 @@
               <w:tab w:val="right" w:leader="dot" w:pos="9016"/>
             </w:tabs>
             <w:rPr>
+              <w:rFonts w:asciiTheme="minorHAnsi" w:eastAsiaTheme="minorEastAsia" w:hAnsiTheme="minorHAnsi" w:cstheme="minorBidi"/>
               <w:noProof/>
+              <w:kern w:val="2"/>
+              <w:sz w:val="24"/>
+              <w:szCs w:val="24"/>
+              <w:lang w:val="en-US"/>
+              <w14:ligatures w14:val="standardContextual"/>
             </w:rPr>
           </w:pPr>
-          <w:hyperlink w:anchor="_Toc234401506" w:history="1">
+          <w:hyperlink w:anchor="_Toc234406697" w:history="1">
             <w:r>
               <w:rPr>
                 <w:rStyle w:val="Hyperlink"/>
@@ -494,16 +470,22 @@
             </w:r>
             <w:r>
               <w:rPr>
-                <w:noProof/>
-              </w:rPr>
-              <w:tab/>
-            </w:r>
-            <w:r>
-              <w:rPr>
-                <w:rStyle w:val="Hyperlink"/>
-                <w:noProof/>
-              </w:rPr>
-              <w:t>Creation of the database</w:t>
+                <w:rFonts w:asciiTheme="minorHAnsi" w:eastAsiaTheme="minorEastAsia" w:hAnsiTheme="minorHAnsi" w:cstheme="minorBidi"/>
+                <w:noProof/>
+                <w:kern w:val="2"/>
+                <w:sz w:val="24"/>
+                <w:szCs w:val="24"/>
+                <w:lang w:val="en-US"/>
+                <w14:ligatures w14:val="standardContextual"/>
+              </w:rPr>
+              <w:tab/>
+            </w:r>
+            <w:r>
+              <w:rPr>
+                <w:rStyle w:val="Hyperlink"/>
+                <w:noProof/>
+              </w:rPr>
+              <w:t>Visualize the existing database</w:t>
             </w:r>
             <w:r>
               <w:rPr>
@@ -524,7 +506,7 @@
                 <w:noProof/>
                 <w:webHidden/>
               </w:rPr>
-              <w:instrText xml:space="preserve"> PAGEREF _Toc234401506 \h </w:instrText>
+              <w:instrText xml:space="preserve"> PAGEREF _Toc234406697 \h </w:instrText>
             </w:r>
             <w:r>
               <w:rPr>
@@ -544,7 +526,101 @@
                 <w:noProof/>
                 <w:webHidden/>
               </w:rPr>
-              <w:t>2</w:t>
+              <w:t>3</w:t>
+            </w:r>
+            <w:r>
+              <w:rPr>
+                <w:noProof/>
+                <w:webHidden/>
+              </w:rPr>
+              <w:fldChar w:fldCharType="end"/>
+            </w:r>
+          </w:hyperlink>
+        </w:p>
+        <w:p>
+          <w:pPr>
+            <w:pStyle w:val="TOC2"/>
+            <w:tabs>
+              <w:tab w:val="left" w:pos="960"/>
+              <w:tab w:val="right" w:leader="dot" w:pos="9016"/>
+            </w:tabs>
+            <w:rPr>
+              <w:rFonts w:asciiTheme="minorHAnsi" w:eastAsiaTheme="minorEastAsia" w:hAnsiTheme="minorHAnsi" w:cstheme="minorBidi"/>
+              <w:noProof/>
+              <w:kern w:val="2"/>
+              <w:sz w:val="24"/>
+              <w:szCs w:val="24"/>
+              <w:lang w:val="en-US"/>
+              <w14:ligatures w14:val="standardContextual"/>
+            </w:rPr>
+          </w:pPr>
+          <w:hyperlink w:anchor="_Toc234406698" w:history="1">
+            <w:r>
+              <w:rPr>
+                <w:rStyle w:val="Hyperlink"/>
+                <w:noProof/>
+              </w:rPr>
+              <w:t>2.3.</w:t>
+            </w:r>
+            <w:r>
+              <w:rPr>
+                <w:rFonts w:asciiTheme="minorHAnsi" w:eastAsiaTheme="minorEastAsia" w:hAnsiTheme="minorHAnsi" w:cstheme="minorBidi"/>
+                <w:noProof/>
+                <w:kern w:val="2"/>
+                <w:sz w:val="24"/>
+                <w:szCs w:val="24"/>
+                <w:lang w:val="en-US"/>
+                <w14:ligatures w14:val="standardContextual"/>
+              </w:rPr>
+              <w:tab/>
+            </w:r>
+            <w:r>
+              <w:rPr>
+                <w:rStyle w:val="Hyperlink"/>
+                <w:noProof/>
+              </w:rPr>
+              <w:t>Adding new profile to the database</w:t>
+            </w:r>
+            <w:r>
+              <w:rPr>
+                <w:noProof/>
+                <w:webHidden/>
+              </w:rPr>
+              <w:tab/>
+            </w:r>
+            <w:r>
+              <w:rPr>
+                <w:noProof/>
+                <w:webHidden/>
+              </w:rPr>
+              <w:fldChar w:fldCharType="begin"/>
+            </w:r>
+            <w:r>
+              <w:rPr>
+                <w:noProof/>
+                <w:webHidden/>
+              </w:rPr>
+              <w:instrText xml:space="preserve"> PAGEREF _Toc234406698 \h </w:instrText>
+            </w:r>
+            <w:r>
+              <w:rPr>
+                <w:noProof/>
+                <w:webHidden/>
+              </w:rPr>
+            </w:r>
+            <w:r>
+              <w:rPr>
+                <w:noProof/>
+                <w:webHidden/>
+              </w:rPr>
+              <w:fldChar w:fldCharType="separate"/>
+            </w:r>
+            <w:r>
+              <w:rPr>
+                <w:noProof/>
+                <w:webHidden/>
+              </w:rPr>
+              <w:t>3</w:t>
             </w:r>
             <w:r>
               <w:rPr>
@@ -563,21 +639,33 @@
               <w:tab w:val="right" w:leader="dot" w:pos="9016"/>
             </w:tabs>
             <w:rPr>
+              <w:rFonts w:asciiTheme="minorHAnsi" w:eastAsiaTheme="minorEastAsia" w:hAnsiTheme="minorHAnsi" w:cstheme="minorBidi"/>
               <w:noProof/>
+              <w:kern w:val="2"/>
+              <w:sz w:val="24"/>
+              <w:szCs w:val="24"/>
+              <w:lang w:val="en-US"/>
+              <w14:ligatures w14:val="standardContextual"/>
             </w:rPr>
           </w:pPr>
-          <w:hyperlink w:anchor="_Toc234401507" w:history="1">
+          <w:hyperlink w:anchor="_Toc234406699" w:history="1">
             <w:r>
               <w:rPr>
                 <w:rStyle w:val="Hyperlink"/>
                 <w:noProof/>
                 <w:lang w:val="en-GB"/>
               </w:rPr>
-              <w:t>2.2.1.</w:t>
-            </w:r>
-            <w:r>
-              <w:rPr>
-                <w:noProof/>
+              <w:t>2.3.1.</w:t>
+            </w:r>
+            <w:r>
+              <w:rPr>
+                <w:rFonts w:asciiTheme="minorHAnsi" w:eastAsiaTheme="minorEastAsia" w:hAnsiTheme="minorHAnsi" w:cstheme="minorBidi"/>
+                <w:noProof/>
+                <w:kern w:val="2"/>
+                <w:sz w:val="24"/>
+                <w:szCs w:val="24"/>
+                <w:lang w:val="en-US"/>
+                <w14:ligatures w14:val="standardContextual"/>
               </w:rPr>
               <w:tab/>
             </w:r>
@@ -587,7 +675,7 @@
                 <w:noProof/>
                 <w:lang w:val="en-GB"/>
               </w:rPr>
-              <w:t>Structure of the repository</w:t>
+              <w:t>Recommended data format</w:t>
             </w:r>
             <w:r>
               <w:rPr>
@@ -608,7 +696,7 @@
                 <w:noProof/>
                 <w:webHidden/>
               </w:rPr>
-              <w:instrText xml:space="preserve"> PAGEREF _Toc234401507 \h </w:instrText>
+              <w:instrText xml:space="preserve"> PAGEREF _Toc234406699 \h </w:instrText>
             </w:r>
             <w:r>
               <w:rPr>
@@ -628,7 +716,7 @@
                 <w:noProof/>
                 <w:webHidden/>
               </w:rPr>
-              <w:t>2</w:t>
+              <w:t>3</w:t>
             </w:r>
             <w:r>
               <w:rPr>
@@ -647,31 +735,43 @@
               <w:tab w:val="right" w:leader="dot" w:pos="9016"/>
             </w:tabs>
             <w:rPr>
+              <w:rFonts w:asciiTheme="minorHAnsi" w:eastAsiaTheme="minorEastAsia" w:hAnsiTheme="minorHAnsi" w:cstheme="minorBidi"/>
               <w:noProof/>
+              <w:kern w:val="2"/>
+              <w:sz w:val="24"/>
+              <w:szCs w:val="24"/>
+              <w:lang w:val="en-US"/>
+              <w14:ligatures w14:val="standardContextual"/>
             </w:rPr>
           </w:pPr>
-          <w:hyperlink w:anchor="_Toc234401508" w:history="1">
-            <w:r>
-              <w:rPr>
-                <w:rStyle w:val="Hyperlink"/>
-                <w:noProof/>
-                <w:lang w:val="en-GB"/>
-              </w:rPr>
-              <w:t>2.2.2.</w:t>
-            </w:r>
-            <w:r>
-              <w:rPr>
-                <w:noProof/>
-              </w:rPr>
-              <w:tab/>
-            </w:r>
-            <w:r>
-              <w:rPr>
-                <w:rStyle w:val="Hyperlink"/>
-                <w:noProof/>
-                <w:lang w:val="en-GB"/>
-              </w:rPr>
-              <w:t>Overview of the calculation steps</w:t>
+          <w:hyperlink w:anchor="_Toc234406700" w:history="1">
+            <w:r>
+              <w:rPr>
+                <w:rStyle w:val="Hyperlink"/>
+                <w:noProof/>
+                <w:lang w:val="en-US"/>
+              </w:rPr>
+              <w:t>2.3.2.</w:t>
+            </w:r>
+            <w:r>
+              <w:rPr>
+                <w:rFonts w:asciiTheme="minorHAnsi" w:eastAsiaTheme="minorEastAsia" w:hAnsiTheme="minorHAnsi" w:cstheme="minorBidi"/>
+                <w:noProof/>
+                <w:kern w:val="2"/>
+                <w:sz w:val="24"/>
+                <w:szCs w:val="24"/>
+                <w:lang w:val="en-US"/>
+                <w14:ligatures w14:val="standardContextual"/>
+              </w:rPr>
+              <w:tab/>
+            </w:r>
+            <w:r>
+              <w:rPr>
+                <w:rStyle w:val="Hyperlink"/>
+                <w:noProof/>
+                <w:lang w:val="en-US"/>
+              </w:rPr>
+              <w:t>Downloading lake level data from satellites</w:t>
             </w:r>
             <w:r>
               <w:rPr>
@@ -692,7 +792,7 @@
                 <w:noProof/>
                 <w:webHidden/>
               </w:rPr>
-              <w:instrText xml:space="preserve"> PAGEREF _Toc234401508 \h </w:instrText>
+              <w:instrText xml:space="preserve"> PAGEREF _Toc234406700 \h </w:instrText>
             </w:r>
             <w:r>
               <w:rPr>
@@ -712,7 +812,759 @@
                 <w:noProof/>
                 <w:webHidden/>
               </w:rPr>
-              <w:t>2</w:t>
+              <w:t>3</w:t>
+            </w:r>
+            <w:r>
+              <w:rPr>
+                <w:noProof/>
+                <w:webHidden/>
+              </w:rPr>
+              <w:fldChar w:fldCharType="end"/>
+            </w:r>
+          </w:hyperlink>
+        </w:p>
+        <w:p>
+          <w:pPr>
+            <w:pStyle w:val="TOC1"/>
+            <w:tabs>
+              <w:tab w:val="left" w:pos="440"/>
+              <w:tab w:val="right" w:leader="dot" w:pos="9016"/>
+            </w:tabs>
+            <w:rPr>
+              <w:rFonts w:asciiTheme="minorHAnsi" w:eastAsiaTheme="minorEastAsia" w:hAnsiTheme="minorHAnsi" w:cstheme="minorBidi"/>
+              <w:noProof/>
+              <w:kern w:val="2"/>
+              <w:sz w:val="24"/>
+              <w:szCs w:val="24"/>
+              <w:lang w:val="en-US"/>
+              <w14:ligatures w14:val="standardContextual"/>
+            </w:rPr>
+          </w:pPr>
+          <w:hyperlink w:anchor="_Toc234406701" w:history="1">
+            <w:r>
+              <w:rPr>
+                <w:rStyle w:val="Hyperlink"/>
+                <w:noProof/>
+              </w:rPr>
+              <w:t>3.</w:t>
+            </w:r>
+            <w:r>
+              <w:rPr>
+                <w:rFonts w:asciiTheme="minorHAnsi" w:eastAsiaTheme="minorEastAsia" w:hAnsiTheme="minorHAnsi" w:cstheme="minorBidi"/>
+                <w:noProof/>
+                <w:kern w:val="2"/>
+                <w:sz w:val="24"/>
+                <w:szCs w:val="24"/>
+                <w:lang w:val="en-US"/>
+                <w14:ligatures w14:val="standardContextual"/>
+              </w:rPr>
+              <w:tab/>
+            </w:r>
+            <w:r>
+              <w:rPr>
+                <w:rStyle w:val="Hyperlink"/>
+                <w:noProof/>
+              </w:rPr>
+              <w:t>Steps performed by the scripts</w:t>
+            </w:r>
+            <w:r>
+              <w:rPr>
+                <w:noProof/>
+                <w:webHidden/>
+              </w:rPr>
+              <w:tab/>
+            </w:r>
+            <w:r>
+              <w:rPr>
+                <w:noProof/>
+                <w:webHidden/>
+              </w:rPr>
+              <w:fldChar w:fldCharType="begin"/>
+            </w:r>
+            <w:r>
+              <w:rPr>
+                <w:noProof/>
+                <w:webHidden/>
+              </w:rPr>
+              <w:instrText xml:space="preserve"> PAGEREF _Toc234406701 \h </w:instrText>
+            </w:r>
+            <w:r>
+              <w:rPr>
+                <w:noProof/>
+                <w:webHidden/>
+              </w:rPr>
+            </w:r>
+            <w:r>
+              <w:rPr>
+                <w:noProof/>
+                <w:webHidden/>
+              </w:rPr>
+              <w:fldChar w:fldCharType="separate"/>
+            </w:r>
+            <w:r>
+              <w:rPr>
+                <w:noProof/>
+                <w:webHidden/>
+              </w:rPr>
+              <w:t>5</w:t>
+            </w:r>
+            <w:r>
+              <w:rPr>
+                <w:noProof/>
+                <w:webHidden/>
+              </w:rPr>
+              <w:fldChar w:fldCharType="end"/>
+            </w:r>
+          </w:hyperlink>
+        </w:p>
+        <w:p>
+          <w:pPr>
+            <w:pStyle w:val="TOC2"/>
+            <w:tabs>
+              <w:tab w:val="left" w:pos="960"/>
+              <w:tab w:val="right" w:leader="dot" w:pos="9016"/>
+            </w:tabs>
+            <w:rPr>
+              <w:rFonts w:asciiTheme="minorHAnsi" w:eastAsiaTheme="minorEastAsia" w:hAnsiTheme="minorHAnsi" w:cstheme="minorBidi"/>
+              <w:noProof/>
+              <w:kern w:val="2"/>
+              <w:sz w:val="24"/>
+              <w:szCs w:val="24"/>
+              <w:lang w:val="en-US"/>
+              <w14:ligatures w14:val="standardContextual"/>
+            </w:rPr>
+          </w:pPr>
+          <w:hyperlink w:anchor="_Toc234406702" w:history="1">
+            <w:r>
+              <w:rPr>
+                <w:rStyle w:val="Hyperlink"/>
+                <w:noProof/>
+              </w:rPr>
+              <w:t>3.1.</w:t>
+            </w:r>
+            <w:r>
+              <w:rPr>
+                <w:rFonts w:asciiTheme="minorHAnsi" w:eastAsiaTheme="minorEastAsia" w:hAnsiTheme="minorHAnsi" w:cstheme="minorBidi"/>
+                <w:noProof/>
+                <w:kern w:val="2"/>
+                <w:sz w:val="24"/>
+                <w:szCs w:val="24"/>
+                <w:lang w:val="en-US"/>
+                <w14:ligatures w14:val="standardContextual"/>
+              </w:rPr>
+              <w:tab/>
+            </w:r>
+            <w:r>
+              <w:rPr>
+                <w:rStyle w:val="Hyperlink"/>
+                <w:noProof/>
+              </w:rPr>
+              <w:t>Choices for database creation</w:t>
+            </w:r>
+            <w:r>
+              <w:rPr>
+                <w:noProof/>
+                <w:webHidden/>
+              </w:rPr>
+              <w:tab/>
+            </w:r>
+            <w:r>
+              <w:rPr>
+                <w:noProof/>
+                <w:webHidden/>
+              </w:rPr>
+              <w:fldChar w:fldCharType="begin"/>
+            </w:r>
+            <w:r>
+              <w:rPr>
+                <w:noProof/>
+                <w:webHidden/>
+              </w:rPr>
+              <w:instrText xml:space="preserve"> PAGEREF _Toc234406702 \h </w:instrText>
+            </w:r>
+            <w:r>
+              <w:rPr>
+                <w:noProof/>
+                <w:webHidden/>
+              </w:rPr>
+            </w:r>
+            <w:r>
+              <w:rPr>
+                <w:noProof/>
+                <w:webHidden/>
+              </w:rPr>
+              <w:fldChar w:fldCharType="separate"/>
+            </w:r>
+            <w:r>
+              <w:rPr>
+                <w:noProof/>
+                <w:webHidden/>
+              </w:rPr>
+              <w:t>5</w:t>
+            </w:r>
+            <w:r>
+              <w:rPr>
+                <w:noProof/>
+                <w:webHidden/>
+              </w:rPr>
+              <w:fldChar w:fldCharType="end"/>
+            </w:r>
+          </w:hyperlink>
+        </w:p>
+        <w:p>
+          <w:pPr>
+            <w:pStyle w:val="TOC2"/>
+            <w:tabs>
+              <w:tab w:val="left" w:pos="960"/>
+              <w:tab w:val="right" w:leader="dot" w:pos="9016"/>
+            </w:tabs>
+            <w:rPr>
+              <w:rFonts w:asciiTheme="minorHAnsi" w:eastAsiaTheme="minorEastAsia" w:hAnsiTheme="minorHAnsi" w:cstheme="minorBidi"/>
+              <w:noProof/>
+              <w:kern w:val="2"/>
+              <w:sz w:val="24"/>
+              <w:szCs w:val="24"/>
+              <w:lang w:val="en-US"/>
+              <w14:ligatures w14:val="standardContextual"/>
+            </w:rPr>
+          </w:pPr>
+          <w:hyperlink w:anchor="_Toc234406703" w:history="1">
+            <w:r>
+              <w:rPr>
+                <w:rStyle w:val="Hyperlink"/>
+                <w:noProof/>
+              </w:rPr>
+              <w:t>3.2.</w:t>
+            </w:r>
+            <w:r>
+              <w:rPr>
+                <w:rFonts w:asciiTheme="minorHAnsi" w:eastAsiaTheme="minorEastAsia" w:hAnsiTheme="minorHAnsi" w:cstheme="minorBidi"/>
+                <w:noProof/>
+                <w:kern w:val="2"/>
+                <w:sz w:val="24"/>
+                <w:szCs w:val="24"/>
+                <w:lang w:val="en-US"/>
+                <w14:ligatures w14:val="standardContextual"/>
+              </w:rPr>
+              <w:tab/>
+            </w:r>
+            <w:r>
+              <w:rPr>
+                <w:rStyle w:val="Hyperlink"/>
+                <w:noProof/>
+              </w:rPr>
+              <w:t>General parameters and files selection</w:t>
+            </w:r>
+            <w:r>
+              <w:rPr>
+                <w:noProof/>
+                <w:webHidden/>
+              </w:rPr>
+              <w:tab/>
+            </w:r>
+            <w:r>
+              <w:rPr>
+                <w:noProof/>
+                <w:webHidden/>
+              </w:rPr>
+              <w:fldChar w:fldCharType="begin"/>
+            </w:r>
+            <w:r>
+              <w:rPr>
+                <w:noProof/>
+                <w:webHidden/>
+              </w:rPr>
+              <w:instrText xml:space="preserve"> PAGEREF _Toc234406703 \h </w:instrText>
+            </w:r>
+            <w:r>
+              <w:rPr>
+                <w:noProof/>
+                <w:webHidden/>
+              </w:rPr>
+            </w:r>
+            <w:r>
+              <w:rPr>
+                <w:noProof/>
+                <w:webHidden/>
+              </w:rPr>
+              <w:fldChar w:fldCharType="separate"/>
+            </w:r>
+            <w:r>
+              <w:rPr>
+                <w:noProof/>
+                <w:webHidden/>
+              </w:rPr>
+              <w:t>5</w:t>
+            </w:r>
+            <w:r>
+              <w:rPr>
+                <w:noProof/>
+                <w:webHidden/>
+              </w:rPr>
+              <w:fldChar w:fldCharType="end"/>
+            </w:r>
+          </w:hyperlink>
+        </w:p>
+        <w:p>
+          <w:pPr>
+            <w:pStyle w:val="TOC2"/>
+            <w:tabs>
+              <w:tab w:val="left" w:pos="960"/>
+              <w:tab w:val="right" w:leader="dot" w:pos="9016"/>
+            </w:tabs>
+            <w:rPr>
+              <w:rFonts w:asciiTheme="minorHAnsi" w:eastAsiaTheme="minorEastAsia" w:hAnsiTheme="minorHAnsi" w:cstheme="minorBidi"/>
+              <w:noProof/>
+              <w:kern w:val="2"/>
+              <w:sz w:val="24"/>
+              <w:szCs w:val="24"/>
+              <w:lang w:val="en-US"/>
+              <w14:ligatures w14:val="standardContextual"/>
+            </w:rPr>
+          </w:pPr>
+          <w:hyperlink w:anchor="_Toc234406704" w:history="1">
+            <w:r>
+              <w:rPr>
+                <w:rStyle w:val="Hyperlink"/>
+                <w:noProof/>
+              </w:rPr>
+              <w:t>3.3.</w:t>
+            </w:r>
+            <w:r>
+              <w:rPr>
+                <w:rFonts w:asciiTheme="minorHAnsi" w:eastAsiaTheme="minorEastAsia" w:hAnsiTheme="minorHAnsi" w:cstheme="minorBidi"/>
+                <w:noProof/>
+                <w:kern w:val="2"/>
+                <w:sz w:val="24"/>
+                <w:szCs w:val="24"/>
+                <w:lang w:val="en-US"/>
+                <w14:ligatures w14:val="standardContextual"/>
+              </w:rPr>
+              <w:tab/>
+            </w:r>
+            <w:r>
+              <w:rPr>
+                <w:rStyle w:val="Hyperlink"/>
+                <w:noProof/>
+              </w:rPr>
+              <w:t>Define manual corrections</w:t>
+            </w:r>
+            <w:r>
+              <w:rPr>
+                <w:noProof/>
+                <w:webHidden/>
+              </w:rPr>
+              <w:tab/>
+            </w:r>
+            <w:r>
+              <w:rPr>
+                <w:noProof/>
+                <w:webHidden/>
+              </w:rPr>
+              <w:fldChar w:fldCharType="begin"/>
+            </w:r>
+            <w:r>
+              <w:rPr>
+                <w:noProof/>
+                <w:webHidden/>
+              </w:rPr>
+              <w:instrText xml:space="preserve"> PAGEREF _Toc234406704 \h </w:instrText>
+            </w:r>
+            <w:r>
+              <w:rPr>
+                <w:noProof/>
+                <w:webHidden/>
+              </w:rPr>
+            </w:r>
+            <w:r>
+              <w:rPr>
+                <w:noProof/>
+                <w:webHidden/>
+              </w:rPr>
+              <w:fldChar w:fldCharType="separate"/>
+            </w:r>
+            <w:r>
+              <w:rPr>
+                <w:noProof/>
+                <w:webHidden/>
+              </w:rPr>
+              <w:t>5</w:t>
+            </w:r>
+            <w:r>
+              <w:rPr>
+                <w:noProof/>
+                <w:webHidden/>
+              </w:rPr>
+              <w:fldChar w:fldCharType="end"/>
+            </w:r>
+          </w:hyperlink>
+        </w:p>
+        <w:p>
+          <w:pPr>
+            <w:pStyle w:val="TOC2"/>
+            <w:tabs>
+              <w:tab w:val="left" w:pos="960"/>
+              <w:tab w:val="right" w:leader="dot" w:pos="9016"/>
+            </w:tabs>
+            <w:rPr>
+              <w:rFonts w:asciiTheme="minorHAnsi" w:eastAsiaTheme="minorEastAsia" w:hAnsiTheme="minorHAnsi" w:cstheme="minorBidi"/>
+              <w:noProof/>
+              <w:kern w:val="2"/>
+              <w:sz w:val="24"/>
+              <w:szCs w:val="24"/>
+              <w:lang w:val="en-US"/>
+              <w14:ligatures w14:val="standardContextual"/>
+            </w:rPr>
+          </w:pPr>
+          <w:hyperlink w:anchor="_Toc234406705" w:history="1">
+            <w:r>
+              <w:rPr>
+                <w:rStyle w:val="Hyperlink"/>
+                <w:noProof/>
+              </w:rPr>
+              <w:t>3.4.</w:t>
+            </w:r>
+            <w:r>
+              <w:rPr>
+                <w:rFonts w:asciiTheme="minorHAnsi" w:eastAsiaTheme="minorEastAsia" w:hAnsiTheme="minorHAnsi" w:cstheme="minorBidi"/>
+                <w:noProof/>
+                <w:kern w:val="2"/>
+                <w:sz w:val="24"/>
+                <w:szCs w:val="24"/>
+                <w:lang w:val="en-US"/>
+                <w14:ligatures w14:val="standardContextual"/>
+              </w:rPr>
+              <w:tab/>
+            </w:r>
+            <w:r>
+              <w:rPr>
+                <w:rStyle w:val="Hyperlink"/>
+                <w:noProof/>
+              </w:rPr>
+              <w:t>Load metadata</w:t>
+            </w:r>
+            <w:r>
+              <w:rPr>
+                <w:noProof/>
+                <w:webHidden/>
+              </w:rPr>
+              <w:tab/>
+            </w:r>
+            <w:r>
+              <w:rPr>
+                <w:noProof/>
+                <w:webHidden/>
+              </w:rPr>
+              <w:fldChar w:fldCharType="begin"/>
+            </w:r>
+            <w:r>
+              <w:rPr>
+                <w:noProof/>
+                <w:webHidden/>
+              </w:rPr>
+              <w:instrText xml:space="preserve"> PAGEREF _Toc234406705 \h </w:instrText>
+            </w:r>
+            <w:r>
+              <w:rPr>
+                <w:noProof/>
+                <w:webHidden/>
+              </w:rPr>
+            </w:r>
+            <w:r>
+              <w:rPr>
+                <w:noProof/>
+                <w:webHidden/>
+              </w:rPr>
+              <w:fldChar w:fldCharType="separate"/>
+            </w:r>
+            <w:r>
+              <w:rPr>
+                <w:noProof/>
+                <w:webHidden/>
+              </w:rPr>
+              <w:t>5</w:t>
+            </w:r>
+            <w:r>
+              <w:rPr>
+                <w:noProof/>
+                <w:webHidden/>
+              </w:rPr>
+              <w:fldChar w:fldCharType="end"/>
+            </w:r>
+          </w:hyperlink>
+        </w:p>
+        <w:p>
+          <w:pPr>
+            <w:pStyle w:val="TOC2"/>
+            <w:tabs>
+              <w:tab w:val="left" w:pos="960"/>
+              <w:tab w:val="right" w:leader="dot" w:pos="9016"/>
+            </w:tabs>
+            <w:rPr>
+              <w:rFonts w:asciiTheme="minorHAnsi" w:eastAsiaTheme="minorEastAsia" w:hAnsiTheme="minorHAnsi" w:cstheme="minorBidi"/>
+              <w:noProof/>
+              <w:kern w:val="2"/>
+              <w:sz w:val="24"/>
+              <w:szCs w:val="24"/>
+              <w:lang w:val="en-US"/>
+              <w14:ligatures w14:val="standardContextual"/>
+            </w:rPr>
+          </w:pPr>
+          <w:hyperlink w:anchor="_Toc234406706" w:history="1">
+            <w:r>
+              <w:rPr>
+                <w:rStyle w:val="Hyperlink"/>
+                <w:noProof/>
+              </w:rPr>
+              <w:t>3.5.</w:t>
+            </w:r>
+            <w:r>
+              <w:rPr>
+                <w:rFonts w:asciiTheme="minorHAnsi" w:eastAsiaTheme="minorEastAsia" w:hAnsiTheme="minorHAnsi" w:cstheme="minorBidi"/>
+                <w:noProof/>
+                <w:kern w:val="2"/>
+                <w:sz w:val="24"/>
+                <w:szCs w:val="24"/>
+                <w:lang w:val="en-US"/>
+                <w14:ligatures w14:val="standardContextual"/>
+              </w:rPr>
+              <w:tab/>
+            </w:r>
+            <w:r>
+              <w:rPr>
+                <w:rStyle w:val="Hyperlink"/>
+                <w:noProof/>
+              </w:rPr>
+              <w:t>Load gas data</w:t>
+            </w:r>
+            <w:r>
+              <w:rPr>
+                <w:noProof/>
+                <w:webHidden/>
+              </w:rPr>
+              <w:tab/>
+            </w:r>
+            <w:r>
+              <w:rPr>
+                <w:noProof/>
+                <w:webHidden/>
+              </w:rPr>
+              <w:fldChar w:fldCharType="begin"/>
+            </w:r>
+            <w:r>
+              <w:rPr>
+                <w:noProof/>
+                <w:webHidden/>
+              </w:rPr>
+              <w:instrText xml:space="preserve"> PAGEREF _Toc234406706 \h </w:instrText>
+            </w:r>
+            <w:r>
+              <w:rPr>
+                <w:noProof/>
+                <w:webHidden/>
+              </w:rPr>
+            </w:r>
+            <w:r>
+              <w:rPr>
+                <w:noProof/>
+                <w:webHidden/>
+              </w:rPr>
+              <w:fldChar w:fldCharType="separate"/>
+            </w:r>
+            <w:r>
+              <w:rPr>
+                <w:noProof/>
+                <w:webHidden/>
+              </w:rPr>
+              <w:t>5</w:t>
+            </w:r>
+            <w:r>
+              <w:rPr>
+                <w:noProof/>
+                <w:webHidden/>
+              </w:rPr>
+              <w:fldChar w:fldCharType="end"/>
+            </w:r>
+          </w:hyperlink>
+        </w:p>
+        <w:p>
+          <w:pPr>
+            <w:pStyle w:val="TOC2"/>
+            <w:tabs>
+              <w:tab w:val="left" w:pos="960"/>
+              <w:tab w:val="right" w:leader="dot" w:pos="9016"/>
+            </w:tabs>
+            <w:rPr>
+              <w:rFonts w:asciiTheme="minorHAnsi" w:eastAsiaTheme="minorEastAsia" w:hAnsiTheme="minorHAnsi" w:cstheme="minorBidi"/>
+              <w:noProof/>
+              <w:kern w:val="2"/>
+              <w:sz w:val="24"/>
+              <w:szCs w:val="24"/>
+              <w:lang w:val="en-US"/>
+              <w14:ligatures w14:val="standardContextual"/>
+            </w:rPr>
+          </w:pPr>
+          <w:hyperlink w:anchor="_Toc234406707" w:history="1">
+            <w:r>
+              <w:rPr>
+                <w:rStyle w:val="Hyperlink"/>
+                <w:noProof/>
+              </w:rPr>
+              <w:t>3.6.</w:t>
+            </w:r>
+            <w:r>
+              <w:rPr>
+                <w:rFonts w:asciiTheme="minorHAnsi" w:eastAsiaTheme="minorEastAsia" w:hAnsiTheme="minorHAnsi" w:cstheme="minorBidi"/>
+                <w:noProof/>
+                <w:kern w:val="2"/>
+                <w:sz w:val="24"/>
+                <w:szCs w:val="24"/>
+                <w:lang w:val="en-US"/>
+                <w14:ligatures w14:val="standardContextual"/>
+              </w:rPr>
+              <w:tab/>
+            </w:r>
+            <w:r>
+              <w:rPr>
+                <w:rStyle w:val="Hyperlink"/>
+                <w:noProof/>
+              </w:rPr>
+              <w:t>Create list of unprocessed files</w:t>
+            </w:r>
+            <w:r>
+              <w:rPr>
+                <w:noProof/>
+                <w:webHidden/>
+              </w:rPr>
+              <w:tab/>
+            </w:r>
+            <w:r>
+              <w:rPr>
+                <w:noProof/>
+                <w:webHidden/>
+              </w:rPr>
+              <w:fldChar w:fldCharType="begin"/>
+            </w:r>
+            <w:r>
+              <w:rPr>
+                <w:noProof/>
+                <w:webHidden/>
+              </w:rPr>
+              <w:instrText xml:space="preserve"> PAGEREF _Toc234406707 \h </w:instrText>
+            </w:r>
+            <w:r>
+              <w:rPr>
+                <w:noProof/>
+                <w:webHidden/>
+              </w:rPr>
+            </w:r>
+            <w:r>
+              <w:rPr>
+                <w:noProof/>
+                <w:webHidden/>
+              </w:rPr>
+              <w:fldChar w:fldCharType="separate"/>
+            </w:r>
+            <w:r>
+              <w:rPr>
+                <w:noProof/>
+                <w:webHidden/>
+              </w:rPr>
+              <w:t>5</w:t>
+            </w:r>
+            <w:r>
+              <w:rPr>
+                <w:noProof/>
+                <w:webHidden/>
+              </w:rPr>
+              <w:fldChar w:fldCharType="end"/>
+            </w:r>
+          </w:hyperlink>
+        </w:p>
+        <w:p>
+          <w:pPr>
+            <w:pStyle w:val="TOC2"/>
+            <w:tabs>
+              <w:tab w:val="left" w:pos="960"/>
+              <w:tab w:val="right" w:leader="dot" w:pos="9016"/>
+            </w:tabs>
+            <w:rPr>
+              <w:rFonts w:asciiTheme="minorHAnsi" w:eastAsiaTheme="minorEastAsia" w:hAnsiTheme="minorHAnsi" w:cstheme="minorBidi"/>
+              <w:noProof/>
+              <w:kern w:val="2"/>
+              <w:sz w:val="24"/>
+              <w:szCs w:val="24"/>
+              <w:lang w:val="en-US"/>
+              <w14:ligatures w14:val="standardContextual"/>
+            </w:rPr>
+          </w:pPr>
+          <w:hyperlink w:anchor="_Toc234406708" w:history="1">
+            <w:r>
+              <w:rPr>
+                <w:rStyle w:val="Hyperlink"/>
+                <w:noProof/>
+              </w:rPr>
+              <w:t>3.7.</w:t>
+            </w:r>
+            <w:r>
+              <w:rPr>
+                <w:rFonts w:asciiTheme="minorHAnsi" w:eastAsiaTheme="minorEastAsia" w:hAnsiTheme="minorHAnsi" w:cstheme="minorBidi"/>
+                <w:noProof/>
+                <w:kern w:val="2"/>
+                <w:sz w:val="24"/>
+                <w:szCs w:val="24"/>
+                <w:lang w:val="en-US"/>
+                <w14:ligatures w14:val="standardContextual"/>
+              </w:rPr>
+              <w:tab/>
+            </w:r>
+            <w:r>
+              <w:rPr>
+                <w:rStyle w:val="Hyperlink"/>
+                <w:noProof/>
+              </w:rPr>
+              <w:t>Process Kivuwatt files from L0 to L1</w:t>
+            </w:r>
+            <w:r>
+              <w:rPr>
+                <w:noProof/>
+                <w:webHidden/>
+              </w:rPr>
+              <w:tab/>
+            </w:r>
+            <w:r>
+              <w:rPr>
+                <w:noProof/>
+                <w:webHidden/>
+              </w:rPr>
+              <w:fldChar w:fldCharType="begin"/>
+            </w:r>
+            <w:r>
+              <w:rPr>
+                <w:noProof/>
+                <w:webHidden/>
+              </w:rPr>
+              <w:instrText xml:space="preserve"> PAGEREF _Toc234406708 \h </w:instrText>
+            </w:r>
+            <w:r>
+              <w:rPr>
+                <w:noProof/>
+                <w:webHidden/>
+              </w:rPr>
+            </w:r>
+            <w:r>
+              <w:rPr>
+                <w:noProof/>
+                <w:webHidden/>
+              </w:rPr>
+              <w:fldChar w:fldCharType="separate"/>
+            </w:r>
+            <w:r>
+              <w:rPr>
+                <w:noProof/>
+                <w:webHidden/>
+              </w:rPr>
+              <w:t>5</w:t>
             </w:r>
             <w:r>
               <w:rPr>
@@ -731,21 +1583,33 @@
               <w:tab w:val="right" w:leader="dot" w:pos="9016"/>
             </w:tabs>
             <w:rPr>
+              <w:rFonts w:asciiTheme="minorHAnsi" w:eastAsiaTheme="minorEastAsia" w:hAnsiTheme="minorHAnsi" w:cstheme="minorBidi"/>
               <w:noProof/>
+              <w:kern w:val="2"/>
+              <w:sz w:val="24"/>
+              <w:szCs w:val="24"/>
+              <w:lang w:val="en-US"/>
+              <w14:ligatures w14:val="standardContextual"/>
             </w:rPr>
           </w:pPr>
-          <w:hyperlink w:anchor="_Toc234401509" w:history="1">
+          <w:hyperlink w:anchor="_Toc234406709" w:history="1">
             <w:r>
               <w:rPr>
                 <w:rStyle w:val="Hyperlink"/>
                 <w:noProof/>
                 <w:lang w:val="en-GB"/>
               </w:rPr>
-              <w:t>2.2.3.</w:t>
-            </w:r>
-            <w:r>
-              <w:rPr>
-                <w:noProof/>
+              <w:t>3.7.1.</w:t>
+            </w:r>
+            <w:r>
+              <w:rPr>
+                <w:rFonts w:asciiTheme="minorHAnsi" w:eastAsiaTheme="minorEastAsia" w:hAnsiTheme="minorHAnsi" w:cstheme="minorBidi"/>
+                <w:noProof/>
+                <w:kern w:val="2"/>
+                <w:sz w:val="24"/>
+                <w:szCs w:val="24"/>
+                <w:lang w:val="en-US"/>
+                <w14:ligatures w14:val="standardContextual"/>
               </w:rPr>
               <w:tab/>
             </w:r>
@@ -755,7 +1619,7 @@
                 <w:noProof/>
                 <w:lang w:val="en-GB"/>
               </w:rPr>
-              <w:t>Step #1: define variables</w:t>
+              <w:t>Read the L0 file</w:t>
             </w:r>
             <w:r>
               <w:rPr>
@@ -776,7 +1640,7 @@
                 <w:noProof/>
                 <w:webHidden/>
               </w:rPr>
-              <w:instrText xml:space="preserve"> PAGEREF _Toc234401509 \h </w:instrText>
+              <w:instrText xml:space="preserve"> PAGEREF _Toc234406709 \h </w:instrText>
             </w:r>
             <w:r>
               <w:rPr>
@@ -796,7 +1660,7 @@
                 <w:noProof/>
                 <w:webHidden/>
               </w:rPr>
-              <w:t>2</w:t>
+              <w:t>5</w:t>
             </w:r>
             <w:r>
               <w:rPr>
@@ -815,21 +1679,33 @@
               <w:tab w:val="right" w:leader="dot" w:pos="9016"/>
             </w:tabs>
             <w:rPr>
+              <w:rFonts w:asciiTheme="minorHAnsi" w:eastAsiaTheme="minorEastAsia" w:hAnsiTheme="minorHAnsi" w:cstheme="minorBidi"/>
               <w:noProof/>
+              <w:kern w:val="2"/>
+              <w:sz w:val="24"/>
+              <w:szCs w:val="24"/>
+              <w:lang w:val="en-US"/>
+              <w14:ligatures w14:val="standardContextual"/>
             </w:rPr>
           </w:pPr>
-          <w:hyperlink w:anchor="_Toc234401510" w:history="1">
+          <w:hyperlink w:anchor="_Toc234406710" w:history="1">
             <w:r>
               <w:rPr>
                 <w:rStyle w:val="Hyperlink"/>
                 <w:noProof/>
                 <w:lang w:val="en-GB"/>
               </w:rPr>
-              <w:t>2.2.4.</w:t>
-            </w:r>
-            <w:r>
-              <w:rPr>
-                <w:noProof/>
+              <w:t>3.7.2.</w:t>
+            </w:r>
+            <w:r>
+              <w:rPr>
+                <w:rFonts w:asciiTheme="minorHAnsi" w:eastAsiaTheme="minorEastAsia" w:hAnsiTheme="minorHAnsi" w:cstheme="minorBidi"/>
+                <w:noProof/>
+                <w:kern w:val="2"/>
+                <w:sz w:val="24"/>
+                <w:szCs w:val="24"/>
+                <w:lang w:val="en-US"/>
+                <w14:ligatures w14:val="standardContextual"/>
               </w:rPr>
               <w:tab/>
             </w:r>
@@ -839,7 +1715,7 @@
                 <w:noProof/>
                 <w:lang w:val="en-GB"/>
               </w:rPr>
-              <w:t>Step #2: create CTD object</w:t>
+              <w:t>Create a CTD object</w:t>
             </w:r>
             <w:r>
               <w:rPr>
@@ -860,7 +1736,7 @@
                 <w:noProof/>
                 <w:webHidden/>
               </w:rPr>
-              <w:instrText xml:space="preserve"> PAGEREF _Toc234401510 \h </w:instrText>
+              <w:instrText xml:space="preserve"> PAGEREF _Toc234406710 \h </w:instrText>
             </w:r>
             <w:r>
               <w:rPr>
@@ -880,7 +1756,7 @@
                 <w:noProof/>
                 <w:webHidden/>
               </w:rPr>
-              <w:t>2</w:t>
+              <w:t>5</w:t>
             </w:r>
             <w:r>
               <w:rPr>
@@ -899,21 +1775,33 @@
               <w:tab w:val="right" w:leader="dot" w:pos="9016"/>
             </w:tabs>
             <w:rPr>
+              <w:rFonts w:asciiTheme="minorHAnsi" w:eastAsiaTheme="minorEastAsia" w:hAnsiTheme="minorHAnsi" w:cstheme="minorBidi"/>
               <w:noProof/>
+              <w:kern w:val="2"/>
+              <w:sz w:val="24"/>
+              <w:szCs w:val="24"/>
+              <w:lang w:val="en-US"/>
+              <w14:ligatures w14:val="standardContextual"/>
             </w:rPr>
           </w:pPr>
-          <w:hyperlink w:anchor="_Toc234401511" w:history="1">
+          <w:hyperlink w:anchor="_Toc234406711" w:history="1">
             <w:r>
               <w:rPr>
                 <w:rStyle w:val="Hyperlink"/>
                 <w:noProof/>
                 <w:lang w:val="en-GB"/>
               </w:rPr>
-              <w:t>2.2.5.</w:t>
-            </w:r>
-            <w:r>
-              <w:rPr>
-                <w:noProof/>
+              <w:t>3.7.3.</w:t>
+            </w:r>
+            <w:r>
+              <w:rPr>
+                <w:rFonts w:asciiTheme="minorHAnsi" w:eastAsiaTheme="minorEastAsia" w:hAnsiTheme="minorHAnsi" w:cstheme="minorBidi"/>
+                <w:noProof/>
+                <w:kern w:val="2"/>
+                <w:sz w:val="24"/>
+                <w:szCs w:val="24"/>
+                <w:lang w:val="en-US"/>
+                <w14:ligatures w14:val="standardContextual"/>
               </w:rPr>
               <w:tab/>
             </w:r>
@@ -923,7 +1811,7 @@
                 <w:noProof/>
                 <w:lang w:val="en-GB"/>
               </w:rPr>
-              <w:t>Step #3: read CTD data</w:t>
+              <w:t>Extract the profile data and include metadata</w:t>
             </w:r>
             <w:r>
               <w:rPr>
@@ -944,7 +1832,7 @@
                 <w:noProof/>
                 <w:webHidden/>
               </w:rPr>
-              <w:instrText xml:space="preserve"> PAGEREF _Toc234401511 \h </w:instrText>
+              <w:instrText xml:space="preserve"> PAGEREF _Toc234406711 \h </w:instrText>
             </w:r>
             <w:r>
               <w:rPr>
@@ -964,7 +1852,7 @@
                 <w:noProof/>
                 <w:webHidden/>
               </w:rPr>
-              <w:t>2</w:t>
+              <w:t>5</w:t>
             </w:r>
             <w:r>
               <w:rPr>
@@ -983,21 +1871,33 @@
               <w:tab w:val="right" w:leader="dot" w:pos="9016"/>
             </w:tabs>
             <w:rPr>
+              <w:rFonts w:asciiTheme="minorHAnsi" w:eastAsiaTheme="minorEastAsia" w:hAnsiTheme="minorHAnsi" w:cstheme="minorBidi"/>
               <w:noProof/>
+              <w:kern w:val="2"/>
+              <w:sz w:val="24"/>
+              <w:szCs w:val="24"/>
+              <w:lang w:val="en-US"/>
+              <w14:ligatures w14:val="standardContextual"/>
             </w:rPr>
           </w:pPr>
-          <w:hyperlink w:anchor="_Toc234401512" w:history="1">
+          <w:hyperlink w:anchor="_Toc234406712" w:history="1">
             <w:r>
               <w:rPr>
                 <w:rStyle w:val="Hyperlink"/>
                 <w:noProof/>
                 <w:lang w:val="en-GB"/>
               </w:rPr>
-              <w:t>2.2.6.</w:t>
-            </w:r>
-            <w:r>
-              <w:rPr>
-                <w:noProof/>
+              <w:t>3.7.4.</w:t>
+            </w:r>
+            <w:r>
+              <w:rPr>
+                <w:rFonts w:asciiTheme="minorHAnsi" w:eastAsiaTheme="minorEastAsia" w:hAnsiTheme="minorHAnsi" w:cstheme="minorBidi"/>
+                <w:noProof/>
+                <w:kern w:val="2"/>
+                <w:sz w:val="24"/>
+                <w:szCs w:val="24"/>
+                <w:lang w:val="en-US"/>
+                <w14:ligatures w14:val="standardContextual"/>
               </w:rPr>
               <w:tab/>
             </w:r>
@@ -1007,7 +1907,7 @@
                 <w:noProof/>
                 <w:lang w:val="en-GB"/>
               </w:rPr>
-              <w:t>Step #4: extract water level data</w:t>
+              <w:t>Extract the water level data</w:t>
             </w:r>
             <w:r>
               <w:rPr>
@@ -1028,7 +1928,7 @@
                 <w:noProof/>
                 <w:webHidden/>
               </w:rPr>
-              <w:instrText xml:space="preserve"> PAGEREF _Toc234401512 \h </w:instrText>
+              <w:instrText xml:space="preserve"> PAGEREF _Toc234406712 \h </w:instrText>
             </w:r>
             <w:r>
               <w:rPr>
@@ -1048,7 +1948,7 @@
                 <w:noProof/>
                 <w:webHidden/>
               </w:rPr>
-              <w:t>2</w:t>
+              <w:t>5</w:t>
             </w:r>
             <w:r>
               <w:rPr>
@@ -1067,21 +1967,33 @@
               <w:tab w:val="right" w:leader="dot" w:pos="9016"/>
             </w:tabs>
             <w:rPr>
+              <w:rFonts w:asciiTheme="minorHAnsi" w:eastAsiaTheme="minorEastAsia" w:hAnsiTheme="minorHAnsi" w:cstheme="minorBidi"/>
               <w:noProof/>
+              <w:kern w:val="2"/>
+              <w:sz w:val="24"/>
+              <w:szCs w:val="24"/>
+              <w:lang w:val="en-US"/>
+              <w14:ligatures w14:val="standardContextual"/>
             </w:rPr>
           </w:pPr>
-          <w:hyperlink w:anchor="_Toc234401513" w:history="1">
+          <w:hyperlink w:anchor="_Toc234406713" w:history="1">
             <w:r>
               <w:rPr>
                 <w:rStyle w:val="Hyperlink"/>
                 <w:noProof/>
                 <w:lang w:val="en-GB"/>
               </w:rPr>
-              <w:t>2.2.7.</w:t>
-            </w:r>
-            <w:r>
-              <w:rPr>
-                <w:noProof/>
+              <w:t>3.7.5.</w:t>
+            </w:r>
+            <w:r>
+              <w:rPr>
+                <w:rFonts w:asciiTheme="minorHAnsi" w:eastAsiaTheme="minorEastAsia" w:hAnsiTheme="minorHAnsi" w:cstheme="minorBidi"/>
+                <w:noProof/>
+                <w:kern w:val="2"/>
+                <w:sz w:val="24"/>
+                <w:szCs w:val="24"/>
+                <w:lang w:val="en-US"/>
+                <w14:ligatures w14:val="standardContextual"/>
               </w:rPr>
               <w:tab/>
             </w:r>
@@ -1091,7 +2003,7 @@
                 <w:noProof/>
                 <w:lang w:val="en-GB"/>
               </w:rPr>
-              <w:t>Step #5: extract metadata</w:t>
+              <w:t>Apply quality control</w:t>
             </w:r>
             <w:r>
               <w:rPr>
@@ -1112,7 +2024,7 @@
                 <w:noProof/>
                 <w:webHidden/>
               </w:rPr>
-              <w:instrText xml:space="preserve"> PAGEREF _Toc234401513 \h </w:instrText>
+              <w:instrText xml:space="preserve"> PAGEREF _Toc234406713 \h </w:instrText>
             </w:r>
             <w:r>
               <w:rPr>
@@ -1132,7 +2044,7 @@
                 <w:noProof/>
                 <w:webHidden/>
               </w:rPr>
-              <w:t>2</w:t>
+              <w:t>5</w:t>
             </w:r>
             <w:r>
               <w:rPr>
@@ -1151,31 +2063,45 @@
               <w:tab w:val="right" w:leader="dot" w:pos="9016"/>
             </w:tabs>
             <w:rPr>
+              <w:rFonts w:asciiTheme="minorHAnsi" w:eastAsiaTheme="minorEastAsia" w:hAnsiTheme="minorHAnsi" w:cstheme="minorBidi"/>
               <w:noProof/>
+              <w:kern w:val="2"/>
+              <w:sz w:val="24"/>
+              <w:szCs w:val="24"/>
+              <w:lang w:val="en-US"/>
+              <w14:ligatures w14:val="standardContextual"/>
             </w:rPr>
           </w:pPr>
-          <w:hyperlink w:anchor="_Toc234401514" w:history="1">
-            <w:r>
-              <w:rPr>
-                <w:rStyle w:val="Hyperlink"/>
-                <w:noProof/>
+          <w:hyperlink w:anchor="_Toc234406714" w:history="1">
+            <w:r>
+              <w:rPr>
+                <w:rStyle w:val="Hyperlink"/>
+                <w:noProof/>
+                <w:highlight w:val="yellow"/>
                 <w:lang w:val="en-GB"/>
               </w:rPr>
-              <w:t>2.2.8.</w:t>
-            </w:r>
-            <w:r>
-              <w:rPr>
-                <w:noProof/>
-              </w:rPr>
-              <w:tab/>
-            </w:r>
-            <w:r>
-              <w:rPr>
-                <w:rStyle w:val="Hyperlink"/>
-                <w:noProof/>
+              <w:t>3.7.6.</w:t>
+            </w:r>
+            <w:r>
+              <w:rPr>
+                <w:rFonts w:asciiTheme="minorHAnsi" w:eastAsiaTheme="minorEastAsia" w:hAnsiTheme="minorHAnsi" w:cstheme="minorBidi"/>
+                <w:noProof/>
+                <w:kern w:val="2"/>
+                <w:sz w:val="24"/>
+                <w:szCs w:val="24"/>
+                <w:lang w:val="en-US"/>
+                <w14:ligatures w14:val="standardContextual"/>
+              </w:rPr>
+              <w:tab/>
+            </w:r>
+            <w:r>
+              <w:rPr>
+                <w:rStyle w:val="Hyperlink"/>
+                <w:noProof/>
+                <w:highlight w:val="yellow"/>
                 <w:lang w:val="en-GB"/>
               </w:rPr>
-              <w:t>Step #6: apply manual corrections</w:t>
+              <w:t>Export to L1: to add</w:t>
             </w:r>
             <w:r>
               <w:rPr>
@@ -1196,7 +2122,7 @@
                 <w:noProof/>
                 <w:webHidden/>
               </w:rPr>
-              <w:instrText xml:space="preserve"> PAGEREF _Toc234401514 \h </w:instrText>
+              <w:instrText xml:space="preserve"> PAGEREF _Toc234406714 \h </w:instrText>
             </w:r>
             <w:r>
               <w:rPr>
@@ -1216,7 +2142,101 @@
                 <w:noProof/>
                 <w:webHidden/>
               </w:rPr>
-              <w:t>2</w:t>
+              <w:t>5</w:t>
+            </w:r>
+            <w:r>
+              <w:rPr>
+                <w:noProof/>
+                <w:webHidden/>
+              </w:rPr>
+              <w:fldChar w:fldCharType="end"/>
+            </w:r>
+          </w:hyperlink>
+        </w:p>
+        <w:p>
+          <w:pPr>
+            <w:pStyle w:val="TOC2"/>
+            <w:tabs>
+              <w:tab w:val="left" w:pos="960"/>
+              <w:tab w:val="right" w:leader="dot" w:pos="9016"/>
+            </w:tabs>
+            <w:rPr>
+              <w:rFonts w:asciiTheme="minorHAnsi" w:eastAsiaTheme="minorEastAsia" w:hAnsiTheme="minorHAnsi" w:cstheme="minorBidi"/>
+              <w:noProof/>
+              <w:kern w:val="2"/>
+              <w:sz w:val="24"/>
+              <w:szCs w:val="24"/>
+              <w:lang w:val="en-US"/>
+              <w14:ligatures w14:val="standardContextual"/>
+            </w:rPr>
+          </w:pPr>
+          <w:hyperlink w:anchor="_Toc234406715" w:history="1">
+            <w:r>
+              <w:rPr>
+                <w:rStyle w:val="Hyperlink"/>
+                <w:noProof/>
+              </w:rPr>
+              <w:t>3.8.</w:t>
+            </w:r>
+            <w:r>
+              <w:rPr>
+                <w:rFonts w:asciiTheme="minorHAnsi" w:eastAsiaTheme="minorEastAsia" w:hAnsiTheme="minorHAnsi" w:cstheme="minorBidi"/>
+                <w:noProof/>
+                <w:kern w:val="2"/>
+                <w:sz w:val="24"/>
+                <w:szCs w:val="24"/>
+                <w:lang w:val="en-US"/>
+                <w14:ligatures w14:val="standardContextual"/>
+              </w:rPr>
+              <w:tab/>
+            </w:r>
+            <w:r>
+              <w:rPr>
+                <w:rStyle w:val="Hyperlink"/>
+                <w:noProof/>
+              </w:rPr>
+              <w:t>Process REMA files from L0 to L1</w:t>
+            </w:r>
+            <w:r>
+              <w:rPr>
+                <w:noProof/>
+                <w:webHidden/>
+              </w:rPr>
+              <w:tab/>
+            </w:r>
+            <w:r>
+              <w:rPr>
+                <w:noProof/>
+                <w:webHidden/>
+              </w:rPr>
+              <w:fldChar w:fldCharType="begin"/>
+            </w:r>
+            <w:r>
+              <w:rPr>
+                <w:noProof/>
+                <w:webHidden/>
+              </w:rPr>
+              <w:instrText xml:space="preserve"> PAGEREF _Toc234406715 \h </w:instrText>
+            </w:r>
+            <w:r>
+              <w:rPr>
+                <w:noProof/>
+                <w:webHidden/>
+              </w:rPr>
+            </w:r>
+            <w:r>
+              <w:rPr>
+                <w:noProof/>
+                <w:webHidden/>
+              </w:rPr>
+              <w:fldChar w:fldCharType="separate"/>
+            </w:r>
+            <w:r>
+              <w:rPr>
+                <w:noProof/>
+                <w:webHidden/>
+              </w:rPr>
+              <w:t>5</w:t>
             </w:r>
             <w:r>
               <w:rPr>
@@ -1235,21 +2255,33 @@
               <w:tab w:val="right" w:leader="dot" w:pos="9016"/>
             </w:tabs>
             <w:rPr>
+              <w:rFonts w:asciiTheme="minorHAnsi" w:eastAsiaTheme="minorEastAsia" w:hAnsiTheme="minorHAnsi" w:cstheme="minorBidi"/>
               <w:noProof/>
+              <w:kern w:val="2"/>
+              <w:sz w:val="24"/>
+              <w:szCs w:val="24"/>
+              <w:lang w:val="en-US"/>
+              <w14:ligatures w14:val="standardContextual"/>
             </w:rPr>
           </w:pPr>
-          <w:hyperlink w:anchor="_Toc234401515" w:history="1">
+          <w:hyperlink w:anchor="_Toc234406716" w:history="1">
             <w:r>
               <w:rPr>
                 <w:rStyle w:val="Hyperlink"/>
                 <w:noProof/>
                 <w:lang w:val="en-GB"/>
               </w:rPr>
-              <w:t>2.2.9.</w:t>
-            </w:r>
-            <w:r>
-              <w:rPr>
-                <w:noProof/>
+              <w:t>3.8.1.</w:t>
+            </w:r>
+            <w:r>
+              <w:rPr>
+                <w:rFonts w:asciiTheme="minorHAnsi" w:eastAsiaTheme="minorEastAsia" w:hAnsiTheme="minorHAnsi" w:cstheme="minorBidi"/>
+                <w:noProof/>
+                <w:kern w:val="2"/>
+                <w:sz w:val="24"/>
+                <w:szCs w:val="24"/>
+                <w:lang w:val="en-US"/>
+                <w14:ligatures w14:val="standardContextual"/>
               </w:rPr>
               <w:tab/>
             </w:r>
@@ -1259,7 +2291,7 @@
                 <w:noProof/>
                 <w:lang w:val="en-GB"/>
               </w:rPr>
-              <w:t>Step #7: extract the profiling part of the data</w:t>
+              <w:t>Create CTD object</w:t>
             </w:r>
             <w:r>
               <w:rPr>
@@ -1280,7 +2312,7 @@
                 <w:noProof/>
                 <w:webHidden/>
               </w:rPr>
-              <w:instrText xml:space="preserve"> PAGEREF _Toc234401515 \h </w:instrText>
+              <w:instrText xml:space="preserve"> PAGEREF _Toc234406716 \h </w:instrText>
             </w:r>
             <w:r>
               <w:rPr>
@@ -1300,7 +2332,7 @@
                 <w:noProof/>
                 <w:webHidden/>
               </w:rPr>
-              <w:t>2</w:t>
+              <w:t>6</w:t>
             </w:r>
             <w:r>
               <w:rPr>
@@ -1319,21 +2351,33 @@
               <w:tab w:val="right" w:leader="dot" w:pos="9016"/>
             </w:tabs>
             <w:rPr>
+              <w:rFonts w:asciiTheme="minorHAnsi" w:eastAsiaTheme="minorEastAsia" w:hAnsiTheme="minorHAnsi" w:cstheme="minorBidi"/>
               <w:noProof/>
+              <w:kern w:val="2"/>
+              <w:sz w:val="24"/>
+              <w:szCs w:val="24"/>
+              <w:lang w:val="en-US"/>
+              <w14:ligatures w14:val="standardContextual"/>
             </w:rPr>
           </w:pPr>
-          <w:hyperlink w:anchor="_Toc234401516" w:history="1">
+          <w:hyperlink w:anchor="_Toc234406717" w:history="1">
             <w:r>
               <w:rPr>
                 <w:rStyle w:val="Hyperlink"/>
                 <w:noProof/>
                 <w:lang w:val="en-GB"/>
               </w:rPr>
-              <w:t>2.2.10.</w:t>
-            </w:r>
-            <w:r>
-              <w:rPr>
-                <w:noProof/>
+              <w:t>3.8.2.</w:t>
+            </w:r>
+            <w:r>
+              <w:rPr>
+                <w:rFonts w:asciiTheme="minorHAnsi" w:eastAsiaTheme="minorEastAsia" w:hAnsiTheme="minorHAnsi" w:cstheme="minorBidi"/>
+                <w:noProof/>
+                <w:kern w:val="2"/>
+                <w:sz w:val="24"/>
+                <w:szCs w:val="24"/>
+                <w:lang w:val="en-US"/>
+                <w14:ligatures w14:val="standardContextual"/>
               </w:rPr>
               <w:tab/>
             </w:r>
@@ -1343,7 +2387,7 @@
                 <w:noProof/>
                 <w:lang w:val="en-GB"/>
               </w:rPr>
-              <w:t>Step #8: compute relevant quantities</w:t>
+              <w:t>Read the L0 file</w:t>
             </w:r>
             <w:r>
               <w:rPr>
@@ -1364,7 +2408,7 @@
                 <w:noProof/>
                 <w:webHidden/>
               </w:rPr>
-              <w:instrText xml:space="preserve"> PAGEREF _Toc234401516 \h </w:instrText>
+              <w:instrText xml:space="preserve"> PAGEREF _Toc234406717 \h </w:instrText>
             </w:r>
             <w:r>
               <w:rPr>
@@ -1384,7 +2428,7 @@
                 <w:noProof/>
                 <w:webHidden/>
               </w:rPr>
-              <w:t>2</w:t>
+              <w:t>6</w:t>
             </w:r>
             <w:r>
               <w:rPr>
@@ -1403,21 +2447,33 @@
               <w:tab w:val="right" w:leader="dot" w:pos="9016"/>
             </w:tabs>
             <w:rPr>
+              <w:rFonts w:asciiTheme="minorHAnsi" w:eastAsiaTheme="minorEastAsia" w:hAnsiTheme="minorHAnsi" w:cstheme="minorBidi"/>
               <w:noProof/>
+              <w:kern w:val="2"/>
+              <w:sz w:val="24"/>
+              <w:szCs w:val="24"/>
+              <w:lang w:val="en-US"/>
+              <w14:ligatures w14:val="standardContextual"/>
             </w:rPr>
           </w:pPr>
-          <w:hyperlink w:anchor="_Toc234401517" w:history="1">
+          <w:hyperlink w:anchor="_Toc234406718" w:history="1">
             <w:r>
               <w:rPr>
                 <w:rStyle w:val="Hyperlink"/>
                 <w:noProof/>
                 <w:lang w:val="en-GB"/>
               </w:rPr>
-              <w:t>2.2.11.</w:t>
-            </w:r>
-            <w:r>
-              <w:rPr>
-                <w:noProof/>
+              <w:t>3.8.3.</w:t>
+            </w:r>
+            <w:r>
+              <w:rPr>
+                <w:rFonts w:asciiTheme="minorHAnsi" w:eastAsiaTheme="minorEastAsia" w:hAnsiTheme="minorHAnsi" w:cstheme="minorBidi"/>
+                <w:noProof/>
+                <w:kern w:val="2"/>
+                <w:sz w:val="24"/>
+                <w:szCs w:val="24"/>
+                <w:lang w:val="en-US"/>
+                <w14:ligatures w14:val="standardContextual"/>
               </w:rPr>
               <w:tab/>
             </w:r>
@@ -1427,7 +2483,7 @@
                 <w:noProof/>
                 <w:lang w:val="en-GB"/>
               </w:rPr>
-              <w:t>Step #9: perform quality control</w:t>
+              <w:t>Extract the water level data</w:t>
             </w:r>
             <w:r>
               <w:rPr>
@@ -1448,7 +2504,7 @@
                 <w:noProof/>
                 <w:webHidden/>
               </w:rPr>
-              <w:instrText xml:space="preserve"> PAGEREF _Toc234401517 \h </w:instrText>
+              <w:instrText xml:space="preserve"> PAGEREF _Toc234406718 \h </w:instrText>
             </w:r>
             <w:r>
               <w:rPr>
@@ -1468,7 +2524,7 @@
                 <w:noProof/>
                 <w:webHidden/>
               </w:rPr>
-              <w:t>2</w:t>
+              <w:t>6</w:t>
             </w:r>
             <w:r>
               <w:rPr>
@@ -1487,21 +2543,33 @@
               <w:tab w:val="right" w:leader="dot" w:pos="9016"/>
             </w:tabs>
             <w:rPr>
+              <w:rFonts w:asciiTheme="minorHAnsi" w:eastAsiaTheme="minorEastAsia" w:hAnsiTheme="minorHAnsi" w:cstheme="minorBidi"/>
               <w:noProof/>
+              <w:kern w:val="2"/>
+              <w:sz w:val="24"/>
+              <w:szCs w:val="24"/>
+              <w:lang w:val="en-US"/>
+              <w14:ligatures w14:val="standardContextual"/>
             </w:rPr>
           </w:pPr>
-          <w:hyperlink w:anchor="_Toc234401518" w:history="1">
+          <w:hyperlink w:anchor="_Toc234406719" w:history="1">
             <w:r>
               <w:rPr>
                 <w:rStyle w:val="Hyperlink"/>
                 <w:noProof/>
                 <w:lang w:val="en-GB"/>
               </w:rPr>
-              <w:t>2.2.12.</w:t>
-            </w:r>
-            <w:r>
-              <w:rPr>
-                <w:noProof/>
+              <w:t>3.8.4.</w:t>
+            </w:r>
+            <w:r>
+              <w:rPr>
+                <w:rFonts w:asciiTheme="minorHAnsi" w:eastAsiaTheme="minorEastAsia" w:hAnsiTheme="minorHAnsi" w:cstheme="minorBidi"/>
+                <w:noProof/>
+                <w:kern w:val="2"/>
+                <w:sz w:val="24"/>
+                <w:szCs w:val="24"/>
+                <w:lang w:val="en-US"/>
+                <w14:ligatures w14:val="standardContextual"/>
               </w:rPr>
               <w:tab/>
             </w:r>
@@ -1511,7 +2579,7 @@
                 <w:noProof/>
                 <w:lang w:val="en-GB"/>
               </w:rPr>
-              <w:t>Step #10: export the data to L2A netCDF file</w:t>
+              <w:t>Add metadata</w:t>
             </w:r>
             <w:r>
               <w:rPr>
@@ -1532,7 +2600,7 @@
                 <w:noProof/>
                 <w:webHidden/>
               </w:rPr>
-              <w:instrText xml:space="preserve"> PAGEREF _Toc234401518 \h </w:instrText>
+              <w:instrText xml:space="preserve"> PAGEREF _Toc234406719 \h </w:instrText>
             </w:r>
             <w:r>
               <w:rPr>
@@ -1552,7 +2620,7 @@
                 <w:noProof/>
                 <w:webHidden/>
               </w:rPr>
-              <w:t>2</w:t>
+              <w:t>6</w:t>
             </w:r>
             <w:r>
               <w:rPr>
@@ -1571,21 +2639,33 @@
               <w:tab w:val="right" w:leader="dot" w:pos="9016"/>
             </w:tabs>
             <w:rPr>
+              <w:rFonts w:asciiTheme="minorHAnsi" w:eastAsiaTheme="minorEastAsia" w:hAnsiTheme="minorHAnsi" w:cstheme="minorBidi"/>
               <w:noProof/>
+              <w:kern w:val="2"/>
+              <w:sz w:val="24"/>
+              <w:szCs w:val="24"/>
+              <w:lang w:val="en-US"/>
+              <w14:ligatures w14:val="standardContextual"/>
             </w:rPr>
           </w:pPr>
-          <w:hyperlink w:anchor="_Toc234401519" w:history="1">
+          <w:hyperlink w:anchor="_Toc234406720" w:history="1">
             <w:r>
               <w:rPr>
                 <w:rStyle w:val="Hyperlink"/>
                 <w:noProof/>
                 <w:lang w:val="en-GB"/>
               </w:rPr>
-              <w:t>2.2.13.</w:t>
-            </w:r>
-            <w:r>
-              <w:rPr>
-                <w:noProof/>
+              <w:t>3.8.5.</w:t>
+            </w:r>
+            <w:r>
+              <w:rPr>
+                <w:rFonts w:asciiTheme="minorHAnsi" w:eastAsiaTheme="minorEastAsia" w:hAnsiTheme="minorHAnsi" w:cstheme="minorBidi"/>
+                <w:noProof/>
+                <w:kern w:val="2"/>
+                <w:sz w:val="24"/>
+                <w:szCs w:val="24"/>
+                <w:lang w:val="en-US"/>
+                <w14:ligatures w14:val="standardContextual"/>
               </w:rPr>
               <w:tab/>
             </w:r>
@@ -1595,7 +2675,7 @@
                 <w:noProof/>
                 <w:lang w:val="en-GB"/>
               </w:rPr>
-              <w:t>Step #11: interpolate the data to a constant depth grid</w:t>
+              <w:t>If several profiles, split the data</w:t>
             </w:r>
             <w:r>
               <w:rPr>
@@ -1616,7 +2696,7 @@
                 <w:noProof/>
                 <w:webHidden/>
               </w:rPr>
-              <w:instrText xml:space="preserve"> PAGEREF _Toc234401519 \h </w:instrText>
+              <w:instrText xml:space="preserve"> PAGEREF _Toc234406720 \h </w:instrText>
             </w:r>
             <w:r>
               <w:rPr>
@@ -1636,7 +2716,7 @@
                 <w:noProof/>
                 <w:webHidden/>
               </w:rPr>
-              <w:t>2</w:t>
+              <w:t>6</w:t>
             </w:r>
             <w:r>
               <w:rPr>
@@ -1655,21 +2735,33 @@
               <w:tab w:val="right" w:leader="dot" w:pos="9016"/>
             </w:tabs>
             <w:rPr>
+              <w:rFonts w:asciiTheme="minorHAnsi" w:eastAsiaTheme="minorEastAsia" w:hAnsiTheme="minorHAnsi" w:cstheme="minorBidi"/>
               <w:noProof/>
+              <w:kern w:val="2"/>
+              <w:sz w:val="24"/>
+              <w:szCs w:val="24"/>
+              <w:lang w:val="en-US"/>
+              <w14:ligatures w14:val="standardContextual"/>
             </w:rPr>
           </w:pPr>
-          <w:hyperlink w:anchor="_Toc234401520" w:history="1">
+          <w:hyperlink w:anchor="_Toc234406721" w:history="1">
             <w:r>
               <w:rPr>
                 <w:rStyle w:val="Hyperlink"/>
                 <w:noProof/>
                 <w:lang w:val="en-GB"/>
               </w:rPr>
-              <w:t>2.2.14.</w:t>
-            </w:r>
-            <w:r>
-              <w:rPr>
-                <w:noProof/>
+              <w:t>3.8.6.</w:t>
+            </w:r>
+            <w:r>
+              <w:rPr>
+                <w:rFonts w:asciiTheme="minorHAnsi" w:eastAsiaTheme="minorEastAsia" w:hAnsiTheme="minorHAnsi" w:cstheme="minorBidi"/>
+                <w:noProof/>
+                <w:kern w:val="2"/>
+                <w:sz w:val="24"/>
+                <w:szCs w:val="24"/>
+                <w:lang w:val="en-US"/>
+                <w14:ligatures w14:val="standardContextual"/>
               </w:rPr>
               <w:tab/>
             </w:r>
@@ -1679,7 +2771,7 @@
                 <w:noProof/>
                 <w:lang w:val="en-GB"/>
               </w:rPr>
-              <w:t>Step #12: export the data to L2B netCDF file</w:t>
+              <w:t>If needed, apply manual corrections</w:t>
             </w:r>
             <w:r>
               <w:rPr>
@@ -1700,7 +2792,7 @@
                 <w:noProof/>
                 <w:webHidden/>
               </w:rPr>
-              <w:instrText xml:space="preserve"> PAGEREF _Toc234401520 \h </w:instrText>
+              <w:instrText xml:space="preserve"> PAGEREF _Toc234406721 \h </w:instrText>
             </w:r>
             <w:r>
               <w:rPr>
@@ -1720,7 +2812,7 @@
                 <w:noProof/>
                 <w:webHidden/>
               </w:rPr>
-              <w:t>3</w:t>
+              <w:t>6</w:t>
             </w:r>
             <w:r>
               <w:rPr>
@@ -1739,21 +2831,33 @@
               <w:tab w:val="right" w:leader="dot" w:pos="9016"/>
             </w:tabs>
             <w:rPr>
+              <w:rFonts w:asciiTheme="minorHAnsi" w:eastAsiaTheme="minorEastAsia" w:hAnsiTheme="minorHAnsi" w:cstheme="minorBidi"/>
               <w:noProof/>
+              <w:kern w:val="2"/>
+              <w:sz w:val="24"/>
+              <w:szCs w:val="24"/>
+              <w:lang w:val="en-US"/>
+              <w14:ligatures w14:val="standardContextual"/>
             </w:rPr>
           </w:pPr>
-          <w:hyperlink w:anchor="_Toc234401521" w:history="1">
+          <w:hyperlink w:anchor="_Toc234406722" w:history="1">
             <w:r>
               <w:rPr>
                 <w:rStyle w:val="Hyperlink"/>
                 <w:noProof/>
                 <w:lang w:val="en-GB"/>
               </w:rPr>
-              <w:t>2.2.15.</w:t>
-            </w:r>
-            <w:r>
-              <w:rPr>
-                <w:noProof/>
+              <w:t>3.8.7.</w:t>
+            </w:r>
+            <w:r>
+              <w:rPr>
+                <w:rFonts w:asciiTheme="minorHAnsi" w:eastAsiaTheme="minorEastAsia" w:hAnsiTheme="minorHAnsi" w:cstheme="minorBidi"/>
+                <w:noProof/>
+                <w:kern w:val="2"/>
+                <w:sz w:val="24"/>
+                <w:szCs w:val="24"/>
+                <w:lang w:val="en-US"/>
+                <w14:ligatures w14:val="standardContextual"/>
               </w:rPr>
               <w:tab/>
             </w:r>
@@ -1763,7 +2867,7 @@
                 <w:noProof/>
                 <w:lang w:val="en-GB"/>
               </w:rPr>
-              <w:t>Step #13: combine the profiles and export the data to L3 netCDF file</w:t>
+              <w:t>Extract the profile data</w:t>
             </w:r>
             <w:r>
               <w:rPr>
@@ -1784,7 +2888,7 @@
                 <w:noProof/>
                 <w:webHidden/>
               </w:rPr>
-              <w:instrText xml:space="preserve"> PAGEREF _Toc234401521 \h </w:instrText>
+              <w:instrText xml:space="preserve"> PAGEREF _Toc234406722 \h </w:instrText>
             </w:r>
             <w:r>
               <w:rPr>
@@ -1804,7 +2908,7 @@
                 <w:noProof/>
                 <w:webHidden/>
               </w:rPr>
-              <w:t>3</w:t>
+              <w:t>6</w:t>
             </w:r>
             <w:r>
               <w:rPr>
@@ -1823,29 +2927,43 @@
               <w:tab w:val="right" w:leader="dot" w:pos="9016"/>
             </w:tabs>
             <w:rPr>
+              <w:rFonts w:asciiTheme="minorHAnsi" w:eastAsiaTheme="minorEastAsia" w:hAnsiTheme="minorHAnsi" w:cstheme="minorBidi"/>
               <w:noProof/>
+              <w:kern w:val="2"/>
+              <w:sz w:val="24"/>
+              <w:szCs w:val="24"/>
+              <w:lang w:val="en-US"/>
+              <w14:ligatures w14:val="standardContextual"/>
             </w:rPr>
           </w:pPr>
-          <w:hyperlink w:anchor="_Toc234401522" w:history="1">
-            <w:r>
-              <w:rPr>
-                <w:rStyle w:val="Hyperlink"/>
-                <w:noProof/>
-              </w:rPr>
-              <w:t>2.2.16.</w:t>
-            </w:r>
-            <w:r>
-              <w:rPr>
-                <w:noProof/>
-              </w:rPr>
-              <w:tab/>
-            </w:r>
-            <w:r>
-              <w:rPr>
-                <w:rStyle w:val="Hyperlink"/>
-                <w:noProof/>
-              </w:rPr>
-              <w:t>Additional calculations</w:t>
+          <w:hyperlink w:anchor="_Toc234406723" w:history="1">
+            <w:r>
+              <w:rPr>
+                <w:rStyle w:val="Hyperlink"/>
+                <w:noProof/>
+                <w:lang w:val="en-GB"/>
+              </w:rPr>
+              <w:t>3.8.8.</w:t>
+            </w:r>
+            <w:r>
+              <w:rPr>
+                <w:rFonts w:asciiTheme="minorHAnsi" w:eastAsiaTheme="minorEastAsia" w:hAnsiTheme="minorHAnsi" w:cstheme="minorBidi"/>
+                <w:noProof/>
+                <w:kern w:val="2"/>
+                <w:sz w:val="24"/>
+                <w:szCs w:val="24"/>
+                <w:lang w:val="en-US"/>
+                <w14:ligatures w14:val="standardContextual"/>
+              </w:rPr>
+              <w:tab/>
+            </w:r>
+            <w:r>
+              <w:rPr>
+                <w:rStyle w:val="Hyperlink"/>
+                <w:noProof/>
+                <w:lang w:val="en-GB"/>
+              </w:rPr>
+              <w:t>Apply quality control</w:t>
             </w:r>
             <w:r>
               <w:rPr>
@@ -1866,7 +2984,7 @@
                 <w:noProof/>
                 <w:webHidden/>
               </w:rPr>
-              <w:instrText xml:space="preserve"> PAGEREF _Toc234401522 \h </w:instrText>
+              <w:instrText xml:space="preserve"> PAGEREF _Toc234406723 \h </w:instrText>
             </w:r>
             <w:r>
               <w:rPr>
@@ -1886,7 +3004,105 @@
                 <w:noProof/>
                 <w:webHidden/>
               </w:rPr>
-              <w:t>3</w:t>
+              <w:t>6</w:t>
+            </w:r>
+            <w:r>
+              <w:rPr>
+                <w:noProof/>
+                <w:webHidden/>
+              </w:rPr>
+              <w:fldChar w:fldCharType="end"/>
+            </w:r>
+          </w:hyperlink>
+        </w:p>
+        <w:p>
+          <w:pPr>
+            <w:pStyle w:val="TOC3"/>
+            <w:tabs>
+              <w:tab w:val="left" w:pos="1440"/>
+              <w:tab w:val="right" w:leader="dot" w:pos="9016"/>
+            </w:tabs>
+            <w:rPr>
+              <w:rFonts w:asciiTheme="minorHAnsi" w:eastAsiaTheme="minorEastAsia" w:hAnsiTheme="minorHAnsi" w:cstheme="minorBidi"/>
+              <w:noProof/>
+              <w:kern w:val="2"/>
+              <w:sz w:val="24"/>
+              <w:szCs w:val="24"/>
+              <w:lang w:val="en-US"/>
+              <w14:ligatures w14:val="standardContextual"/>
+            </w:rPr>
+          </w:pPr>
+          <w:hyperlink w:anchor="_Toc234406724" w:history="1">
+            <w:r>
+              <w:rPr>
+                <w:rStyle w:val="Hyperlink"/>
+                <w:noProof/>
+                <w:highlight w:val="yellow"/>
+                <w:lang w:val="en-GB"/>
+              </w:rPr>
+              <w:t>3.8.9.</w:t>
+            </w:r>
+            <w:r>
+              <w:rPr>
+                <w:rFonts w:asciiTheme="minorHAnsi" w:eastAsiaTheme="minorEastAsia" w:hAnsiTheme="minorHAnsi" w:cstheme="minorBidi"/>
+                <w:noProof/>
+                <w:kern w:val="2"/>
+                <w:sz w:val="24"/>
+                <w:szCs w:val="24"/>
+                <w:lang w:val="en-US"/>
+                <w14:ligatures w14:val="standardContextual"/>
+              </w:rPr>
+              <w:tab/>
+            </w:r>
+            <w:r>
+              <w:rPr>
+                <w:rStyle w:val="Hyperlink"/>
+                <w:noProof/>
+                <w:highlight w:val="yellow"/>
+                <w:lang w:val="en-GB"/>
+              </w:rPr>
+              <w:t>Export to L1: to add</w:t>
+            </w:r>
+            <w:r>
+              <w:rPr>
+                <w:noProof/>
+                <w:webHidden/>
+              </w:rPr>
+              <w:tab/>
+            </w:r>
+            <w:r>
+              <w:rPr>
+                <w:noProof/>
+                <w:webHidden/>
+              </w:rPr>
+              <w:fldChar w:fldCharType="begin"/>
+            </w:r>
+            <w:r>
+              <w:rPr>
+                <w:noProof/>
+                <w:webHidden/>
+              </w:rPr>
+              <w:instrText xml:space="preserve"> PAGEREF _Toc234406724 \h </w:instrText>
+            </w:r>
+            <w:r>
+              <w:rPr>
+                <w:noProof/>
+                <w:webHidden/>
+              </w:rPr>
+            </w:r>
+            <w:r>
+              <w:rPr>
+                <w:noProof/>
+                <w:webHidden/>
+              </w:rPr>
+              <w:fldChar w:fldCharType="separate"/>
+            </w:r>
+            <w:r>
+              <w:rPr>
+                <w:noProof/>
+                <w:webHidden/>
+              </w:rPr>
+              <w:t>6</w:t>
             </w:r>
             <w:r>
               <w:rPr>
@@ -1905,29 +3121,41 @@
               <w:tab w:val="right" w:leader="dot" w:pos="9016"/>
             </w:tabs>
             <w:rPr>
+              <w:rFonts w:asciiTheme="minorHAnsi" w:eastAsiaTheme="minorEastAsia" w:hAnsiTheme="minorHAnsi" w:cstheme="minorBidi"/>
               <w:noProof/>
+              <w:kern w:val="2"/>
+              <w:sz w:val="24"/>
+              <w:szCs w:val="24"/>
+              <w:lang w:val="en-US"/>
+              <w14:ligatures w14:val="standardContextual"/>
             </w:rPr>
           </w:pPr>
-          <w:hyperlink w:anchor="_Toc234401523" w:history="1">
-            <w:r>
-              <w:rPr>
-                <w:rStyle w:val="Hyperlink"/>
-                <w:noProof/>
-              </w:rPr>
-              <w:t>2.3.</w:t>
-            </w:r>
-            <w:r>
-              <w:rPr>
-                <w:noProof/>
-              </w:rPr>
-              <w:tab/>
-            </w:r>
-            <w:r>
-              <w:rPr>
-                <w:rStyle w:val="Hyperlink"/>
-                <w:noProof/>
-              </w:rPr>
-              <w:t>Challenges during the database creation</w:t>
+          <w:hyperlink w:anchor="_Toc234406725" w:history="1">
+            <w:r>
+              <w:rPr>
+                <w:rStyle w:val="Hyperlink"/>
+                <w:noProof/>
+              </w:rPr>
+              <w:t>3.9.</w:t>
+            </w:r>
+            <w:r>
+              <w:rPr>
+                <w:rFonts w:asciiTheme="minorHAnsi" w:eastAsiaTheme="minorEastAsia" w:hAnsiTheme="minorHAnsi" w:cstheme="minorBidi"/>
+                <w:noProof/>
+                <w:kern w:val="2"/>
+                <w:sz w:val="24"/>
+                <w:szCs w:val="24"/>
+                <w:lang w:val="en-US"/>
+                <w14:ligatures w14:val="standardContextual"/>
+              </w:rPr>
+              <w:tab/>
+            </w:r>
+            <w:r>
+              <w:rPr>
+                <w:rStyle w:val="Hyperlink"/>
+                <w:noProof/>
+              </w:rPr>
+              <w:t>Process data from L1 to L2A and L2B</w:t>
             </w:r>
             <w:r>
               <w:rPr>
@@ -1948,7 +3176,7 @@
                 <w:noProof/>
                 <w:webHidden/>
               </w:rPr>
-              <w:instrText xml:space="preserve"> PAGEREF _Toc234401523 \h </w:instrText>
+              <w:instrText xml:space="preserve"> PAGEREF _Toc234406725 \h </w:instrText>
             </w:r>
             <w:r>
               <w:rPr>
@@ -1968,7 +3196,583 @@
                 <w:noProof/>
                 <w:webHidden/>
               </w:rPr>
-              <w:t>3</w:t>
+              <w:t>6</w:t>
+            </w:r>
+            <w:r>
+              <w:rPr>
+                <w:noProof/>
+                <w:webHidden/>
+              </w:rPr>
+              <w:fldChar w:fldCharType="end"/>
+            </w:r>
+          </w:hyperlink>
+        </w:p>
+        <w:p>
+          <w:pPr>
+            <w:pStyle w:val="TOC3"/>
+            <w:tabs>
+              <w:tab w:val="left" w:pos="1440"/>
+              <w:tab w:val="right" w:leader="dot" w:pos="9016"/>
+            </w:tabs>
+            <w:rPr>
+              <w:rFonts w:asciiTheme="minorHAnsi" w:eastAsiaTheme="minorEastAsia" w:hAnsiTheme="minorHAnsi" w:cstheme="minorBidi"/>
+              <w:noProof/>
+              <w:kern w:val="2"/>
+              <w:sz w:val="24"/>
+              <w:szCs w:val="24"/>
+              <w:lang w:val="en-US"/>
+              <w14:ligatures w14:val="standardContextual"/>
+            </w:rPr>
+          </w:pPr>
+          <w:hyperlink w:anchor="_Toc234406726" w:history="1">
+            <w:r>
+              <w:rPr>
+                <w:rStyle w:val="Hyperlink"/>
+                <w:noProof/>
+                <w:lang w:val="en-GB"/>
+              </w:rPr>
+              <w:t>3.9.1.</w:t>
+            </w:r>
+            <w:r>
+              <w:rPr>
+                <w:rFonts w:asciiTheme="minorHAnsi" w:eastAsiaTheme="minorEastAsia" w:hAnsiTheme="minorHAnsi" w:cstheme="minorBidi"/>
+                <w:noProof/>
+                <w:kern w:val="2"/>
+                <w:sz w:val="24"/>
+                <w:szCs w:val="24"/>
+                <w:lang w:val="en-US"/>
+                <w14:ligatures w14:val="standardContextual"/>
+              </w:rPr>
+              <w:tab/>
+            </w:r>
+            <w:r>
+              <w:rPr>
+                <w:rStyle w:val="Hyperlink"/>
+                <w:noProof/>
+                <w:lang w:val="en-GB"/>
+              </w:rPr>
+              <w:t>Derive relevant quantities</w:t>
+            </w:r>
+            <w:r>
+              <w:rPr>
+                <w:noProof/>
+                <w:webHidden/>
+              </w:rPr>
+              <w:tab/>
+            </w:r>
+            <w:r>
+              <w:rPr>
+                <w:noProof/>
+                <w:webHidden/>
+              </w:rPr>
+              <w:fldChar w:fldCharType="begin"/>
+            </w:r>
+            <w:r>
+              <w:rPr>
+                <w:noProof/>
+                <w:webHidden/>
+              </w:rPr>
+              <w:instrText xml:space="preserve"> PAGEREF _Toc234406726 \h </w:instrText>
+            </w:r>
+            <w:r>
+              <w:rPr>
+                <w:noProof/>
+                <w:webHidden/>
+              </w:rPr>
+            </w:r>
+            <w:r>
+              <w:rPr>
+                <w:noProof/>
+                <w:webHidden/>
+              </w:rPr>
+              <w:fldChar w:fldCharType="separate"/>
+            </w:r>
+            <w:r>
+              <w:rPr>
+                <w:noProof/>
+                <w:webHidden/>
+              </w:rPr>
+              <w:t>6</w:t>
+            </w:r>
+            <w:r>
+              <w:rPr>
+                <w:noProof/>
+                <w:webHidden/>
+              </w:rPr>
+              <w:fldChar w:fldCharType="end"/>
+            </w:r>
+          </w:hyperlink>
+        </w:p>
+        <w:p>
+          <w:pPr>
+            <w:pStyle w:val="TOC3"/>
+            <w:tabs>
+              <w:tab w:val="left" w:pos="1440"/>
+              <w:tab w:val="right" w:leader="dot" w:pos="9016"/>
+            </w:tabs>
+            <w:rPr>
+              <w:rFonts w:asciiTheme="minorHAnsi" w:eastAsiaTheme="minorEastAsia" w:hAnsiTheme="minorHAnsi" w:cstheme="minorBidi"/>
+              <w:noProof/>
+              <w:kern w:val="2"/>
+              <w:sz w:val="24"/>
+              <w:szCs w:val="24"/>
+              <w:lang w:val="en-US"/>
+              <w14:ligatures w14:val="standardContextual"/>
+            </w:rPr>
+          </w:pPr>
+          <w:hyperlink w:anchor="_Toc234406727" w:history="1">
+            <w:r>
+              <w:rPr>
+                <w:rStyle w:val="Hyperlink"/>
+                <w:noProof/>
+                <w:lang w:val="en-GB"/>
+              </w:rPr>
+              <w:t>3.9.2.</w:t>
+            </w:r>
+            <w:r>
+              <w:rPr>
+                <w:rFonts w:asciiTheme="minorHAnsi" w:eastAsiaTheme="minorEastAsia" w:hAnsiTheme="minorHAnsi" w:cstheme="minorBidi"/>
+                <w:noProof/>
+                <w:kern w:val="2"/>
+                <w:sz w:val="24"/>
+                <w:szCs w:val="24"/>
+                <w:lang w:val="en-US"/>
+                <w14:ligatures w14:val="standardContextual"/>
+              </w:rPr>
+              <w:tab/>
+            </w:r>
+            <w:r>
+              <w:rPr>
+                <w:rStyle w:val="Hyperlink"/>
+                <w:noProof/>
+                <w:lang w:val="en-GB"/>
+              </w:rPr>
+              <w:t>Apply quality control</w:t>
+            </w:r>
+            <w:r>
+              <w:rPr>
+                <w:noProof/>
+                <w:webHidden/>
+              </w:rPr>
+              <w:tab/>
+            </w:r>
+            <w:r>
+              <w:rPr>
+                <w:noProof/>
+                <w:webHidden/>
+              </w:rPr>
+              <w:fldChar w:fldCharType="begin"/>
+            </w:r>
+            <w:r>
+              <w:rPr>
+                <w:noProof/>
+                <w:webHidden/>
+              </w:rPr>
+              <w:instrText xml:space="preserve"> PAGEREF _Toc234406727 \h </w:instrText>
+            </w:r>
+            <w:r>
+              <w:rPr>
+                <w:noProof/>
+                <w:webHidden/>
+              </w:rPr>
+            </w:r>
+            <w:r>
+              <w:rPr>
+                <w:noProof/>
+                <w:webHidden/>
+              </w:rPr>
+              <w:fldChar w:fldCharType="separate"/>
+            </w:r>
+            <w:r>
+              <w:rPr>
+                <w:noProof/>
+                <w:webHidden/>
+              </w:rPr>
+              <w:t>6</w:t>
+            </w:r>
+            <w:r>
+              <w:rPr>
+                <w:noProof/>
+                <w:webHidden/>
+              </w:rPr>
+              <w:fldChar w:fldCharType="end"/>
+            </w:r>
+          </w:hyperlink>
+        </w:p>
+        <w:p>
+          <w:pPr>
+            <w:pStyle w:val="TOC3"/>
+            <w:tabs>
+              <w:tab w:val="left" w:pos="1440"/>
+              <w:tab w:val="right" w:leader="dot" w:pos="9016"/>
+            </w:tabs>
+            <w:rPr>
+              <w:rFonts w:asciiTheme="minorHAnsi" w:eastAsiaTheme="minorEastAsia" w:hAnsiTheme="minorHAnsi" w:cstheme="minorBidi"/>
+              <w:noProof/>
+              <w:kern w:val="2"/>
+              <w:sz w:val="24"/>
+              <w:szCs w:val="24"/>
+              <w:lang w:val="en-US"/>
+              <w14:ligatures w14:val="standardContextual"/>
+            </w:rPr>
+          </w:pPr>
+          <w:hyperlink w:anchor="_Toc234406728" w:history="1">
+            <w:r>
+              <w:rPr>
+                <w:rStyle w:val="Hyperlink"/>
+                <w:noProof/>
+                <w:lang w:val="en-GB"/>
+              </w:rPr>
+              <w:t>3.9.3.</w:t>
+            </w:r>
+            <w:r>
+              <w:rPr>
+                <w:rFonts w:asciiTheme="minorHAnsi" w:eastAsiaTheme="minorEastAsia" w:hAnsiTheme="minorHAnsi" w:cstheme="minorBidi"/>
+                <w:noProof/>
+                <w:kern w:val="2"/>
+                <w:sz w:val="24"/>
+                <w:szCs w:val="24"/>
+                <w:lang w:val="en-US"/>
+                <w14:ligatures w14:val="standardContextual"/>
+              </w:rPr>
+              <w:tab/>
+            </w:r>
+            <w:r>
+              <w:rPr>
+                <w:rStyle w:val="Hyperlink"/>
+                <w:noProof/>
+                <w:lang w:val="en-GB"/>
+              </w:rPr>
+              <w:t>Export to L2A</w:t>
+            </w:r>
+            <w:r>
+              <w:rPr>
+                <w:noProof/>
+                <w:webHidden/>
+              </w:rPr>
+              <w:tab/>
+            </w:r>
+            <w:r>
+              <w:rPr>
+                <w:noProof/>
+                <w:webHidden/>
+              </w:rPr>
+              <w:fldChar w:fldCharType="begin"/>
+            </w:r>
+            <w:r>
+              <w:rPr>
+                <w:noProof/>
+                <w:webHidden/>
+              </w:rPr>
+              <w:instrText xml:space="preserve"> PAGEREF _Toc234406728 \h </w:instrText>
+            </w:r>
+            <w:r>
+              <w:rPr>
+                <w:noProof/>
+                <w:webHidden/>
+              </w:rPr>
+            </w:r>
+            <w:r>
+              <w:rPr>
+                <w:noProof/>
+                <w:webHidden/>
+              </w:rPr>
+              <w:fldChar w:fldCharType="separate"/>
+            </w:r>
+            <w:r>
+              <w:rPr>
+                <w:noProof/>
+                <w:webHidden/>
+              </w:rPr>
+              <w:t>6</w:t>
+            </w:r>
+            <w:r>
+              <w:rPr>
+                <w:noProof/>
+                <w:webHidden/>
+              </w:rPr>
+              <w:fldChar w:fldCharType="end"/>
+            </w:r>
+          </w:hyperlink>
+        </w:p>
+        <w:p>
+          <w:pPr>
+            <w:pStyle w:val="TOC3"/>
+            <w:tabs>
+              <w:tab w:val="left" w:pos="1440"/>
+              <w:tab w:val="right" w:leader="dot" w:pos="9016"/>
+            </w:tabs>
+            <w:rPr>
+              <w:rFonts w:asciiTheme="minorHAnsi" w:eastAsiaTheme="minorEastAsia" w:hAnsiTheme="minorHAnsi" w:cstheme="minorBidi"/>
+              <w:noProof/>
+              <w:kern w:val="2"/>
+              <w:sz w:val="24"/>
+              <w:szCs w:val="24"/>
+              <w:lang w:val="en-US"/>
+              <w14:ligatures w14:val="standardContextual"/>
+            </w:rPr>
+          </w:pPr>
+          <w:hyperlink w:anchor="_Toc234406729" w:history="1">
+            <w:r>
+              <w:rPr>
+                <w:rStyle w:val="Hyperlink"/>
+                <w:noProof/>
+                <w:lang w:val="en-GB"/>
+              </w:rPr>
+              <w:t>3.9.4.</w:t>
+            </w:r>
+            <w:r>
+              <w:rPr>
+                <w:rFonts w:asciiTheme="minorHAnsi" w:eastAsiaTheme="minorEastAsia" w:hAnsiTheme="minorHAnsi" w:cstheme="minorBidi"/>
+                <w:noProof/>
+                <w:kern w:val="2"/>
+                <w:sz w:val="24"/>
+                <w:szCs w:val="24"/>
+                <w:lang w:val="en-US"/>
+                <w14:ligatures w14:val="standardContextual"/>
+              </w:rPr>
+              <w:tab/>
+            </w:r>
+            <w:r>
+              <w:rPr>
+                <w:rStyle w:val="Hyperlink"/>
+                <w:noProof/>
+                <w:lang w:val="en-GB"/>
+              </w:rPr>
+              <w:t>Apply mask</w:t>
+            </w:r>
+            <w:r>
+              <w:rPr>
+                <w:noProof/>
+                <w:webHidden/>
+              </w:rPr>
+              <w:tab/>
+            </w:r>
+            <w:r>
+              <w:rPr>
+                <w:noProof/>
+                <w:webHidden/>
+              </w:rPr>
+              <w:fldChar w:fldCharType="begin"/>
+            </w:r>
+            <w:r>
+              <w:rPr>
+                <w:noProof/>
+                <w:webHidden/>
+              </w:rPr>
+              <w:instrText xml:space="preserve"> PAGEREF _Toc234406729 \h </w:instrText>
+            </w:r>
+            <w:r>
+              <w:rPr>
+                <w:noProof/>
+                <w:webHidden/>
+              </w:rPr>
+            </w:r>
+            <w:r>
+              <w:rPr>
+                <w:noProof/>
+                <w:webHidden/>
+              </w:rPr>
+              <w:fldChar w:fldCharType="separate"/>
+            </w:r>
+            <w:r>
+              <w:rPr>
+                <w:noProof/>
+                <w:webHidden/>
+              </w:rPr>
+              <w:t>6</w:t>
+            </w:r>
+            <w:r>
+              <w:rPr>
+                <w:noProof/>
+                <w:webHidden/>
+              </w:rPr>
+              <w:fldChar w:fldCharType="end"/>
+            </w:r>
+          </w:hyperlink>
+        </w:p>
+        <w:p>
+          <w:pPr>
+            <w:pStyle w:val="TOC3"/>
+            <w:tabs>
+              <w:tab w:val="left" w:pos="1440"/>
+              <w:tab w:val="right" w:leader="dot" w:pos="9016"/>
+            </w:tabs>
+            <w:rPr>
+              <w:rFonts w:asciiTheme="minorHAnsi" w:eastAsiaTheme="minorEastAsia" w:hAnsiTheme="minorHAnsi" w:cstheme="minorBidi"/>
+              <w:noProof/>
+              <w:kern w:val="2"/>
+              <w:sz w:val="24"/>
+              <w:szCs w:val="24"/>
+              <w:lang w:val="en-US"/>
+              <w14:ligatures w14:val="standardContextual"/>
+            </w:rPr>
+          </w:pPr>
+          <w:hyperlink w:anchor="_Toc234406730" w:history="1">
+            <w:r>
+              <w:rPr>
+                <w:rStyle w:val="Hyperlink"/>
+                <w:noProof/>
+                <w:lang w:val="en-US"/>
+              </w:rPr>
+              <w:t>3.9.5.</w:t>
+            </w:r>
+            <w:r>
+              <w:rPr>
+                <w:rFonts w:asciiTheme="minorHAnsi" w:eastAsiaTheme="minorEastAsia" w:hAnsiTheme="minorHAnsi" w:cstheme="minorBidi"/>
+                <w:noProof/>
+                <w:kern w:val="2"/>
+                <w:sz w:val="24"/>
+                <w:szCs w:val="24"/>
+                <w:lang w:val="en-US"/>
+                <w14:ligatures w14:val="standardContextual"/>
+              </w:rPr>
+              <w:tab/>
+            </w:r>
+            <w:r>
+              <w:rPr>
+                <w:rStyle w:val="Hyperlink"/>
+                <w:noProof/>
+                <w:lang w:val="en-US"/>
+              </w:rPr>
+              <w:t>Interpolate the data to a constant depth grid</w:t>
+            </w:r>
+            <w:r>
+              <w:rPr>
+                <w:noProof/>
+                <w:webHidden/>
+              </w:rPr>
+              <w:tab/>
+            </w:r>
+            <w:r>
+              <w:rPr>
+                <w:noProof/>
+                <w:webHidden/>
+              </w:rPr>
+              <w:fldChar w:fldCharType="begin"/>
+            </w:r>
+            <w:r>
+              <w:rPr>
+                <w:noProof/>
+                <w:webHidden/>
+              </w:rPr>
+              <w:instrText xml:space="preserve"> PAGEREF _Toc234406730 \h </w:instrText>
+            </w:r>
+            <w:r>
+              <w:rPr>
+                <w:noProof/>
+                <w:webHidden/>
+              </w:rPr>
+            </w:r>
+            <w:r>
+              <w:rPr>
+                <w:noProof/>
+                <w:webHidden/>
+              </w:rPr>
+              <w:fldChar w:fldCharType="separate"/>
+            </w:r>
+            <w:r>
+              <w:rPr>
+                <w:noProof/>
+                <w:webHidden/>
+              </w:rPr>
+              <w:t>6</w:t>
+            </w:r>
+            <w:r>
+              <w:rPr>
+                <w:noProof/>
+                <w:webHidden/>
+              </w:rPr>
+              <w:fldChar w:fldCharType="end"/>
+            </w:r>
+          </w:hyperlink>
+        </w:p>
+        <w:p>
+          <w:pPr>
+            <w:pStyle w:val="TOC3"/>
+            <w:tabs>
+              <w:tab w:val="left" w:pos="1440"/>
+              <w:tab w:val="right" w:leader="dot" w:pos="9016"/>
+            </w:tabs>
+            <w:rPr>
+              <w:rFonts w:asciiTheme="minorHAnsi" w:eastAsiaTheme="minorEastAsia" w:hAnsiTheme="minorHAnsi" w:cstheme="minorBidi"/>
+              <w:noProof/>
+              <w:kern w:val="2"/>
+              <w:sz w:val="24"/>
+              <w:szCs w:val="24"/>
+              <w:lang w:val="en-US"/>
+              <w14:ligatures w14:val="standardContextual"/>
+            </w:rPr>
+          </w:pPr>
+          <w:hyperlink w:anchor="_Toc234406731" w:history="1">
+            <w:r>
+              <w:rPr>
+                <w:rStyle w:val="Hyperlink"/>
+                <w:noProof/>
+                <w:lang w:val="en-GB"/>
+              </w:rPr>
+              <w:t>3.9.6.</w:t>
+            </w:r>
+            <w:r>
+              <w:rPr>
+                <w:rFonts w:asciiTheme="minorHAnsi" w:eastAsiaTheme="minorEastAsia" w:hAnsiTheme="minorHAnsi" w:cstheme="minorBidi"/>
+                <w:noProof/>
+                <w:kern w:val="2"/>
+                <w:sz w:val="24"/>
+                <w:szCs w:val="24"/>
+                <w:lang w:val="en-US"/>
+                <w14:ligatures w14:val="standardContextual"/>
+              </w:rPr>
+              <w:tab/>
+            </w:r>
+            <w:r>
+              <w:rPr>
+                <w:rStyle w:val="Hyperlink"/>
+                <w:noProof/>
+                <w:lang w:val="en-GB"/>
+              </w:rPr>
+              <w:t>Export to L2B nc file</w:t>
+            </w:r>
+            <w:r>
+              <w:rPr>
+                <w:noProof/>
+                <w:webHidden/>
+              </w:rPr>
+              <w:tab/>
+            </w:r>
+            <w:r>
+              <w:rPr>
+                <w:noProof/>
+                <w:webHidden/>
+              </w:rPr>
+              <w:fldChar w:fldCharType="begin"/>
+            </w:r>
+            <w:r>
+              <w:rPr>
+                <w:noProof/>
+                <w:webHidden/>
+              </w:rPr>
+              <w:instrText xml:space="preserve"> PAGEREF _Toc234406731 \h </w:instrText>
+            </w:r>
+            <w:r>
+              <w:rPr>
+                <w:noProof/>
+                <w:webHidden/>
+              </w:rPr>
+            </w:r>
+            <w:r>
+              <w:rPr>
+                <w:noProof/>
+                <w:webHidden/>
+              </w:rPr>
+              <w:fldChar w:fldCharType="separate"/>
+            </w:r>
+            <w:r>
+              <w:rPr>
+                <w:noProof/>
+                <w:webHidden/>
+              </w:rPr>
+              <w:t>6</w:t>
             </w:r>
             <w:r>
               <w:rPr>
@@ -1987,29 +3791,41 @@
               <w:tab w:val="right" w:leader="dot" w:pos="9016"/>
             </w:tabs>
             <w:rPr>
+              <w:rFonts w:asciiTheme="minorHAnsi" w:eastAsiaTheme="minorEastAsia" w:hAnsiTheme="minorHAnsi" w:cstheme="minorBidi"/>
               <w:noProof/>
+              <w:kern w:val="2"/>
+              <w:sz w:val="24"/>
+              <w:szCs w:val="24"/>
+              <w:lang w:val="en-US"/>
+              <w14:ligatures w14:val="standardContextual"/>
             </w:rPr>
           </w:pPr>
-          <w:hyperlink w:anchor="_Toc234401524" w:history="1">
-            <w:r>
-              <w:rPr>
-                <w:rStyle w:val="Hyperlink"/>
-                <w:noProof/>
-              </w:rPr>
-              <w:t>2.4.</w:t>
-            </w:r>
-            <w:r>
-              <w:rPr>
-                <w:noProof/>
-              </w:rPr>
-              <w:tab/>
-            </w:r>
-            <w:r>
-              <w:rPr>
-                <w:rStyle w:val="Hyperlink"/>
-                <w:noProof/>
-              </w:rPr>
-              <w:t>Adding new profile to the database</w:t>
+          <w:hyperlink w:anchor="_Toc234406732" w:history="1">
+            <w:r>
+              <w:rPr>
+                <w:rStyle w:val="Hyperlink"/>
+                <w:noProof/>
+              </w:rPr>
+              <w:t>3.10.</w:t>
+            </w:r>
+            <w:r>
+              <w:rPr>
+                <w:rFonts w:asciiTheme="minorHAnsi" w:eastAsiaTheme="minorEastAsia" w:hAnsiTheme="minorHAnsi" w:cstheme="minorBidi"/>
+                <w:noProof/>
+                <w:kern w:val="2"/>
+                <w:sz w:val="24"/>
+                <w:szCs w:val="24"/>
+                <w:lang w:val="en-US"/>
+                <w14:ligatures w14:val="standardContextual"/>
+              </w:rPr>
+              <w:tab/>
+            </w:r>
+            <w:r>
+              <w:rPr>
+                <w:rStyle w:val="Hyperlink"/>
+                <w:noProof/>
+              </w:rPr>
+              <w:t>Process data from L2B to L3</w:t>
             </w:r>
             <w:r>
               <w:rPr>
@@ -2030,7 +3846,7 @@
                 <w:noProof/>
                 <w:webHidden/>
               </w:rPr>
-              <w:instrText xml:space="preserve"> PAGEREF _Toc234401524 \h </w:instrText>
+              <w:instrText xml:space="preserve"> PAGEREF _Toc234406732 \h </w:instrText>
             </w:r>
             <w:r>
               <w:rPr>
@@ -2050,7 +3866,7 @@
                 <w:noProof/>
                 <w:webHidden/>
               </w:rPr>
-              <w:t>3</w:t>
+              <w:t>6</w:t>
             </w:r>
             <w:r>
               <w:rPr>
@@ -2069,21 +3885,33 @@
               <w:tab w:val="right" w:leader="dot" w:pos="9016"/>
             </w:tabs>
             <w:rPr>
+              <w:rFonts w:asciiTheme="minorHAnsi" w:eastAsiaTheme="minorEastAsia" w:hAnsiTheme="minorHAnsi" w:cstheme="minorBidi"/>
               <w:noProof/>
+              <w:kern w:val="2"/>
+              <w:sz w:val="24"/>
+              <w:szCs w:val="24"/>
+              <w:lang w:val="en-US"/>
+              <w14:ligatures w14:val="standardContextual"/>
             </w:rPr>
           </w:pPr>
-          <w:hyperlink w:anchor="_Toc234401525" w:history="1">
+          <w:hyperlink w:anchor="_Toc234406733" w:history="1">
             <w:r>
               <w:rPr>
                 <w:rStyle w:val="Hyperlink"/>
                 <w:noProof/>
                 <w:lang w:val="en-GB"/>
               </w:rPr>
-              <w:t>2.4.1.</w:t>
-            </w:r>
-            <w:r>
-              <w:rPr>
-                <w:noProof/>
+              <w:t>3.10.1.</w:t>
+            </w:r>
+            <w:r>
+              <w:rPr>
+                <w:rFonts w:asciiTheme="minorHAnsi" w:eastAsiaTheme="minorEastAsia" w:hAnsiTheme="minorHAnsi" w:cstheme="minorBidi"/>
+                <w:noProof/>
+                <w:kern w:val="2"/>
+                <w:sz w:val="24"/>
+                <w:szCs w:val="24"/>
+                <w:lang w:val="en-US"/>
+                <w14:ligatures w14:val="standardContextual"/>
               </w:rPr>
               <w:tab/>
             </w:r>
@@ -2093,7 +3921,7 @@
                 <w:noProof/>
                 <w:lang w:val="en-GB"/>
               </w:rPr>
-              <w:t>Recommended data format</w:t>
+              <w:t>Select L2B files</w:t>
             </w:r>
             <w:r>
               <w:rPr>
@@ -2114,7 +3942,7 @@
                 <w:noProof/>
                 <w:webHidden/>
               </w:rPr>
-              <w:instrText xml:space="preserve"> PAGEREF _Toc234401525 \h </w:instrText>
+              <w:instrText xml:space="preserve"> PAGEREF _Toc234406733 \h </w:instrText>
             </w:r>
             <w:r>
               <w:rPr>
@@ -2134,7 +3962,7 @@
                 <w:noProof/>
                 <w:webHidden/>
               </w:rPr>
-              <w:t>3</w:t>
+              <w:t>6</w:t>
             </w:r>
             <w:r>
               <w:rPr>
@@ -2153,31 +3981,139 @@
               <w:tab w:val="right" w:leader="dot" w:pos="9016"/>
             </w:tabs>
             <w:rPr>
+              <w:rFonts w:asciiTheme="minorHAnsi" w:eastAsiaTheme="minorEastAsia" w:hAnsiTheme="minorHAnsi" w:cstheme="minorBidi"/>
               <w:noProof/>
+              <w:kern w:val="2"/>
+              <w:sz w:val="24"/>
+              <w:szCs w:val="24"/>
+              <w:lang w:val="en-US"/>
+              <w14:ligatures w14:val="standardContextual"/>
             </w:rPr>
           </w:pPr>
-          <w:hyperlink w:anchor="_Toc234401526" w:history="1">
-            <w:r>
-              <w:rPr>
-                <w:rStyle w:val="Hyperlink"/>
-                <w:noProof/>
+          <w:hyperlink w:anchor="_Toc234406734" w:history="1">
+            <w:r>
+              <w:rPr>
+                <w:rStyle w:val="Hyperlink"/>
+                <w:noProof/>
+                <w:lang w:val="en-GB"/>
+              </w:rPr>
+              <w:t>3.10.2.</w:t>
+            </w:r>
+            <w:r>
+              <w:rPr>
+                <w:rFonts w:asciiTheme="minorHAnsi" w:eastAsiaTheme="minorEastAsia" w:hAnsiTheme="minorHAnsi" w:cstheme="minorBidi"/>
+                <w:noProof/>
+                <w:kern w:val="2"/>
+                <w:sz w:val="24"/>
+                <w:szCs w:val="24"/>
                 <w:lang w:val="en-US"/>
-              </w:rPr>
-              <w:t>2.4.2.</w:t>
-            </w:r>
-            <w:r>
-              <w:rPr>
-                <w:noProof/>
-              </w:rPr>
-              <w:tab/>
-            </w:r>
-            <w:r>
-              <w:rPr>
-                <w:rStyle w:val="Hyperlink"/>
-                <w:noProof/>
+                <w14:ligatures w14:val="standardContextual"/>
+              </w:rPr>
+              <w:tab/>
+            </w:r>
+            <w:r>
+              <w:rPr>
+                <w:rStyle w:val="Hyperlink"/>
+                <w:noProof/>
+                <w:lang w:val="en-GB"/>
+              </w:rPr>
+              <w:t>Import existing L3 data</w:t>
+            </w:r>
+            <w:r>
+              <w:rPr>
+                <w:noProof/>
+                <w:webHidden/>
+              </w:rPr>
+              <w:tab/>
+            </w:r>
+            <w:r>
+              <w:rPr>
+                <w:noProof/>
+                <w:webHidden/>
+              </w:rPr>
+              <w:fldChar w:fldCharType="begin"/>
+            </w:r>
+            <w:r>
+              <w:rPr>
+                <w:noProof/>
+                <w:webHidden/>
+              </w:rPr>
+              <w:instrText xml:space="preserve"> PAGEREF _Toc234406734 \h </w:instrText>
+            </w:r>
+            <w:r>
+              <w:rPr>
+                <w:noProof/>
+                <w:webHidden/>
+              </w:rPr>
+            </w:r>
+            <w:r>
+              <w:rPr>
+                <w:noProof/>
+                <w:webHidden/>
+              </w:rPr>
+              <w:fldChar w:fldCharType="separate"/>
+            </w:r>
+            <w:r>
+              <w:rPr>
+                <w:noProof/>
+                <w:webHidden/>
+              </w:rPr>
+              <w:t>6</w:t>
+            </w:r>
+            <w:r>
+              <w:rPr>
+                <w:noProof/>
+                <w:webHidden/>
+              </w:rPr>
+              <w:fldChar w:fldCharType="end"/>
+            </w:r>
+          </w:hyperlink>
+        </w:p>
+        <w:p>
+          <w:pPr>
+            <w:pStyle w:val="TOC3"/>
+            <w:tabs>
+              <w:tab w:val="left" w:pos="1440"/>
+              <w:tab w:val="right" w:leader="dot" w:pos="9016"/>
+            </w:tabs>
+            <w:rPr>
+              <w:rFonts w:asciiTheme="minorHAnsi" w:eastAsiaTheme="minorEastAsia" w:hAnsiTheme="minorHAnsi" w:cstheme="minorBidi"/>
+              <w:noProof/>
+              <w:kern w:val="2"/>
+              <w:sz w:val="24"/>
+              <w:szCs w:val="24"/>
+              <w:lang w:val="en-US"/>
+              <w14:ligatures w14:val="standardContextual"/>
+            </w:rPr>
+          </w:pPr>
+          <w:hyperlink w:anchor="_Toc234406735" w:history="1">
+            <w:r>
+              <w:rPr>
+                <w:rStyle w:val="Hyperlink"/>
+                <w:noProof/>
+                <w:lang w:val="en-GB"/>
+              </w:rPr>
+              <w:t>3.10.3.</w:t>
+            </w:r>
+            <w:r>
+              <w:rPr>
+                <w:rFonts w:asciiTheme="minorHAnsi" w:eastAsiaTheme="minorEastAsia" w:hAnsiTheme="minorHAnsi" w:cstheme="minorBidi"/>
+                <w:noProof/>
+                <w:kern w:val="2"/>
+                <w:sz w:val="24"/>
+                <w:szCs w:val="24"/>
                 <w:lang w:val="en-US"/>
-              </w:rPr>
-              <w:t>Downloading lake level data from satellites</w:t>
+                <w14:ligatures w14:val="standardContextual"/>
+              </w:rPr>
+              <w:tab/>
+            </w:r>
+            <w:r>
+              <w:rPr>
+                <w:rStyle w:val="Hyperlink"/>
+                <w:noProof/>
+                <w:lang w:val="en-GB"/>
+              </w:rPr>
+              <w:t>Read the L2B file (CTD object)</w:t>
             </w:r>
             <w:r>
               <w:rPr>
@@ -2198,7 +4134,7 @@
                 <w:noProof/>
                 <w:webHidden/>
               </w:rPr>
-              <w:instrText xml:space="preserve"> PAGEREF _Toc234401526 \h </w:instrText>
+              <w:instrText xml:space="preserve"> PAGEREF _Toc234406735 \h </w:instrText>
             </w:r>
             <w:r>
               <w:rPr>
@@ -2218,7 +4154,391 @@
                 <w:noProof/>
                 <w:webHidden/>
               </w:rPr>
-              <w:t>3</w:t>
+              <w:t>6</w:t>
+            </w:r>
+            <w:r>
+              <w:rPr>
+                <w:noProof/>
+                <w:webHidden/>
+              </w:rPr>
+              <w:fldChar w:fldCharType="end"/>
+            </w:r>
+          </w:hyperlink>
+        </w:p>
+        <w:p>
+          <w:pPr>
+            <w:pStyle w:val="TOC3"/>
+            <w:tabs>
+              <w:tab w:val="left" w:pos="1440"/>
+              <w:tab w:val="right" w:leader="dot" w:pos="9016"/>
+            </w:tabs>
+            <w:rPr>
+              <w:rFonts w:asciiTheme="minorHAnsi" w:eastAsiaTheme="minorEastAsia" w:hAnsiTheme="minorHAnsi" w:cstheme="minorBidi"/>
+              <w:noProof/>
+              <w:kern w:val="2"/>
+              <w:sz w:val="24"/>
+              <w:szCs w:val="24"/>
+              <w:lang w:val="en-US"/>
+              <w14:ligatures w14:val="standardContextual"/>
+            </w:rPr>
+          </w:pPr>
+          <w:hyperlink w:anchor="_Toc234406736" w:history="1">
+            <w:r>
+              <w:rPr>
+                <w:rStyle w:val="Hyperlink"/>
+                <w:noProof/>
+                <w:lang w:val="en-US"/>
+              </w:rPr>
+              <w:t>3.10.4.</w:t>
+            </w:r>
+            <w:r>
+              <w:rPr>
+                <w:rFonts w:asciiTheme="minorHAnsi" w:eastAsiaTheme="minorEastAsia" w:hAnsiTheme="minorHAnsi" w:cstheme="minorBidi"/>
+                <w:noProof/>
+                <w:kern w:val="2"/>
+                <w:sz w:val="24"/>
+                <w:szCs w:val="24"/>
+                <w:lang w:val="en-US"/>
+                <w14:ligatures w14:val="standardContextual"/>
+              </w:rPr>
+              <w:tab/>
+            </w:r>
+            <w:r>
+              <w:rPr>
+                <w:rStyle w:val="Hyperlink"/>
+                <w:noProof/>
+                <w:lang w:val="en-US"/>
+              </w:rPr>
+              <w:t>Remove data from selected periods</w:t>
+            </w:r>
+            <w:r>
+              <w:rPr>
+                <w:noProof/>
+                <w:webHidden/>
+              </w:rPr>
+              <w:tab/>
+            </w:r>
+            <w:r>
+              <w:rPr>
+                <w:noProof/>
+                <w:webHidden/>
+              </w:rPr>
+              <w:fldChar w:fldCharType="begin"/>
+            </w:r>
+            <w:r>
+              <w:rPr>
+                <w:noProof/>
+                <w:webHidden/>
+              </w:rPr>
+              <w:instrText xml:space="preserve"> PAGEREF _Toc234406736 \h </w:instrText>
+            </w:r>
+            <w:r>
+              <w:rPr>
+                <w:noProof/>
+                <w:webHidden/>
+              </w:rPr>
+            </w:r>
+            <w:r>
+              <w:rPr>
+                <w:noProof/>
+                <w:webHidden/>
+              </w:rPr>
+              <w:fldChar w:fldCharType="separate"/>
+            </w:r>
+            <w:r>
+              <w:rPr>
+                <w:noProof/>
+                <w:webHidden/>
+              </w:rPr>
+              <w:t>6</w:t>
+            </w:r>
+            <w:r>
+              <w:rPr>
+                <w:noProof/>
+                <w:webHidden/>
+              </w:rPr>
+              <w:fldChar w:fldCharType="end"/>
+            </w:r>
+          </w:hyperlink>
+        </w:p>
+        <w:p>
+          <w:pPr>
+            <w:pStyle w:val="TOC3"/>
+            <w:tabs>
+              <w:tab w:val="left" w:pos="1440"/>
+              <w:tab w:val="right" w:leader="dot" w:pos="9016"/>
+            </w:tabs>
+            <w:rPr>
+              <w:rFonts w:asciiTheme="minorHAnsi" w:eastAsiaTheme="minorEastAsia" w:hAnsiTheme="minorHAnsi" w:cstheme="minorBidi"/>
+              <w:noProof/>
+              <w:kern w:val="2"/>
+              <w:sz w:val="24"/>
+              <w:szCs w:val="24"/>
+              <w:lang w:val="en-US"/>
+              <w14:ligatures w14:val="standardContextual"/>
+            </w:rPr>
+          </w:pPr>
+          <w:hyperlink w:anchor="_Toc234406737" w:history="1">
+            <w:r>
+              <w:rPr>
+                <w:rStyle w:val="Hyperlink"/>
+                <w:noProof/>
+                <w:lang w:val="en-US"/>
+              </w:rPr>
+              <w:t>3.10.5.</w:t>
+            </w:r>
+            <w:r>
+              <w:rPr>
+                <w:rFonts w:asciiTheme="minorHAnsi" w:eastAsiaTheme="minorEastAsia" w:hAnsiTheme="minorHAnsi" w:cstheme="minorBidi"/>
+                <w:noProof/>
+                <w:kern w:val="2"/>
+                <w:sz w:val="24"/>
+                <w:szCs w:val="24"/>
+                <w:lang w:val="en-US"/>
+                <w14:ligatures w14:val="standardContextual"/>
+              </w:rPr>
+              <w:tab/>
+            </w:r>
+            <w:r>
+              <w:rPr>
+                <w:rStyle w:val="Hyperlink"/>
+                <w:noProof/>
+                <w:lang w:val="en-US"/>
+              </w:rPr>
+              <w:t>Include the L2B data into existing L3 data</w:t>
+            </w:r>
+            <w:r>
+              <w:rPr>
+                <w:noProof/>
+                <w:webHidden/>
+              </w:rPr>
+              <w:tab/>
+            </w:r>
+            <w:r>
+              <w:rPr>
+                <w:noProof/>
+                <w:webHidden/>
+              </w:rPr>
+              <w:fldChar w:fldCharType="begin"/>
+            </w:r>
+            <w:r>
+              <w:rPr>
+                <w:noProof/>
+                <w:webHidden/>
+              </w:rPr>
+              <w:instrText xml:space="preserve"> PAGEREF _Toc234406737 \h </w:instrText>
+            </w:r>
+            <w:r>
+              <w:rPr>
+                <w:noProof/>
+                <w:webHidden/>
+              </w:rPr>
+            </w:r>
+            <w:r>
+              <w:rPr>
+                <w:noProof/>
+                <w:webHidden/>
+              </w:rPr>
+              <w:fldChar w:fldCharType="separate"/>
+            </w:r>
+            <w:r>
+              <w:rPr>
+                <w:noProof/>
+                <w:webHidden/>
+              </w:rPr>
+              <w:t>6</w:t>
+            </w:r>
+            <w:r>
+              <w:rPr>
+                <w:noProof/>
+                <w:webHidden/>
+              </w:rPr>
+              <w:fldChar w:fldCharType="end"/>
+            </w:r>
+          </w:hyperlink>
+        </w:p>
+        <w:p>
+          <w:pPr>
+            <w:pStyle w:val="TOC3"/>
+            <w:tabs>
+              <w:tab w:val="left" w:pos="1440"/>
+              <w:tab w:val="right" w:leader="dot" w:pos="9016"/>
+            </w:tabs>
+            <w:rPr>
+              <w:rFonts w:asciiTheme="minorHAnsi" w:eastAsiaTheme="minorEastAsia" w:hAnsiTheme="minorHAnsi" w:cstheme="minorBidi"/>
+              <w:noProof/>
+              <w:kern w:val="2"/>
+              <w:sz w:val="24"/>
+              <w:szCs w:val="24"/>
+              <w:lang w:val="en-US"/>
+              <w14:ligatures w14:val="standardContextual"/>
+            </w:rPr>
+          </w:pPr>
+          <w:hyperlink w:anchor="_Toc234406738" w:history="1">
+            <w:r>
+              <w:rPr>
+                <w:rStyle w:val="Hyperlink"/>
+                <w:noProof/>
+                <w:lang w:val="en-US"/>
+              </w:rPr>
+              <w:t>3.10.6.</w:t>
+            </w:r>
+            <w:r>
+              <w:rPr>
+                <w:rFonts w:asciiTheme="minorHAnsi" w:eastAsiaTheme="minorEastAsia" w:hAnsiTheme="minorHAnsi" w:cstheme="minorBidi"/>
+                <w:noProof/>
+                <w:kern w:val="2"/>
+                <w:sz w:val="24"/>
+                <w:szCs w:val="24"/>
+                <w:lang w:val="en-US"/>
+                <w14:ligatures w14:val="standardContextual"/>
+              </w:rPr>
+              <w:tab/>
+            </w:r>
+            <w:r>
+              <w:rPr>
+                <w:rStyle w:val="Hyperlink"/>
+                <w:noProof/>
+                <w:lang w:val="en-US"/>
+              </w:rPr>
+              <w:t>Export to L3 nc files (Kivuwatt + REMA)</w:t>
+            </w:r>
+            <w:r>
+              <w:rPr>
+                <w:noProof/>
+                <w:webHidden/>
+              </w:rPr>
+              <w:tab/>
+            </w:r>
+            <w:r>
+              <w:rPr>
+                <w:noProof/>
+                <w:webHidden/>
+              </w:rPr>
+              <w:fldChar w:fldCharType="begin"/>
+            </w:r>
+            <w:r>
+              <w:rPr>
+                <w:noProof/>
+                <w:webHidden/>
+              </w:rPr>
+              <w:instrText xml:space="preserve"> PAGEREF _Toc234406738 \h </w:instrText>
+            </w:r>
+            <w:r>
+              <w:rPr>
+                <w:noProof/>
+                <w:webHidden/>
+              </w:rPr>
+            </w:r>
+            <w:r>
+              <w:rPr>
+                <w:noProof/>
+                <w:webHidden/>
+              </w:rPr>
+              <w:fldChar w:fldCharType="separate"/>
+            </w:r>
+            <w:r>
+              <w:rPr>
+                <w:noProof/>
+                <w:webHidden/>
+              </w:rPr>
+              <w:t>6</w:t>
+            </w:r>
+            <w:r>
+              <w:rPr>
+                <w:noProof/>
+                <w:webHidden/>
+              </w:rPr>
+              <w:fldChar w:fldCharType="end"/>
+            </w:r>
+          </w:hyperlink>
+        </w:p>
+        <w:p>
+          <w:pPr>
+            <w:pStyle w:val="TOC3"/>
+            <w:tabs>
+              <w:tab w:val="left" w:pos="1440"/>
+              <w:tab w:val="right" w:leader="dot" w:pos="9016"/>
+            </w:tabs>
+            <w:rPr>
+              <w:rFonts w:asciiTheme="minorHAnsi" w:eastAsiaTheme="minorEastAsia" w:hAnsiTheme="minorHAnsi" w:cstheme="minorBidi"/>
+              <w:noProof/>
+              <w:kern w:val="2"/>
+              <w:sz w:val="24"/>
+              <w:szCs w:val="24"/>
+              <w:lang w:val="en-US"/>
+              <w14:ligatures w14:val="standardContextual"/>
+            </w:rPr>
+          </w:pPr>
+          <w:hyperlink w:anchor="_Toc234406739" w:history="1">
+            <w:r>
+              <w:rPr>
+                <w:rStyle w:val="Hyperlink"/>
+                <w:noProof/>
+                <w:lang w:val="en-US"/>
+              </w:rPr>
+              <w:t>3.10.7.</w:t>
+            </w:r>
+            <w:r>
+              <w:rPr>
+                <w:rFonts w:asciiTheme="minorHAnsi" w:eastAsiaTheme="minorEastAsia" w:hAnsiTheme="minorHAnsi" w:cstheme="minorBidi"/>
+                <w:noProof/>
+                <w:kern w:val="2"/>
+                <w:sz w:val="24"/>
+                <w:szCs w:val="24"/>
+                <w:lang w:val="en-US"/>
+                <w14:ligatures w14:val="standardContextual"/>
+              </w:rPr>
+              <w:tab/>
+            </w:r>
+            <w:r>
+              <w:rPr>
+                <w:rStyle w:val="Hyperlink"/>
+                <w:noProof/>
+                <w:lang w:val="en-US"/>
+              </w:rPr>
+              <w:t>Create a combined L3 nc file</w:t>
+            </w:r>
+            <w:r>
+              <w:rPr>
+                <w:noProof/>
+                <w:webHidden/>
+              </w:rPr>
+              <w:tab/>
+            </w:r>
+            <w:r>
+              <w:rPr>
+                <w:noProof/>
+                <w:webHidden/>
+              </w:rPr>
+              <w:fldChar w:fldCharType="begin"/>
+            </w:r>
+            <w:r>
+              <w:rPr>
+                <w:noProof/>
+                <w:webHidden/>
+              </w:rPr>
+              <w:instrText xml:space="preserve"> PAGEREF _Toc234406739 \h </w:instrText>
+            </w:r>
+            <w:r>
+              <w:rPr>
+                <w:noProof/>
+                <w:webHidden/>
+              </w:rPr>
+            </w:r>
+            <w:r>
+              <w:rPr>
+                <w:noProof/>
+                <w:webHidden/>
+              </w:rPr>
+              <w:fldChar w:fldCharType="separate"/>
+            </w:r>
+            <w:r>
+              <w:rPr>
+                <w:noProof/>
+                <w:webHidden/>
+              </w:rPr>
+              <w:t>6</w:t>
             </w:r>
             <w:r>
               <w:rPr>
@@ -2237,29 +4557,41 @@
               <w:tab w:val="right" w:leader="dot" w:pos="9016"/>
             </w:tabs>
             <w:rPr>
+              <w:rFonts w:asciiTheme="minorHAnsi" w:eastAsiaTheme="minorEastAsia" w:hAnsiTheme="minorHAnsi" w:cstheme="minorBidi"/>
               <w:noProof/>
+              <w:kern w:val="2"/>
+              <w:sz w:val="24"/>
+              <w:szCs w:val="24"/>
+              <w:lang w:val="en-US"/>
+              <w14:ligatures w14:val="standardContextual"/>
             </w:rPr>
           </w:pPr>
-          <w:hyperlink w:anchor="_Toc234401527" w:history="1">
-            <w:r>
-              <w:rPr>
-                <w:rStyle w:val="Hyperlink"/>
-                <w:noProof/>
-              </w:rPr>
-              <w:t>3.</w:t>
-            </w:r>
-            <w:r>
-              <w:rPr>
-                <w:noProof/>
-              </w:rPr>
-              <w:tab/>
-            </w:r>
-            <w:r>
-              <w:rPr>
-                <w:rStyle w:val="Hyperlink"/>
-                <w:noProof/>
-              </w:rPr>
-              <w:t>Results</w:t>
+          <w:hyperlink w:anchor="_Toc234406740" w:history="1">
+            <w:r>
+              <w:rPr>
+                <w:rStyle w:val="Hyperlink"/>
+                <w:noProof/>
+              </w:rPr>
+              <w:t>4.</w:t>
+            </w:r>
+            <w:r>
+              <w:rPr>
+                <w:rFonts w:asciiTheme="minorHAnsi" w:eastAsiaTheme="minorEastAsia" w:hAnsiTheme="minorHAnsi" w:cstheme="minorBidi"/>
+                <w:noProof/>
+                <w:kern w:val="2"/>
+                <w:sz w:val="24"/>
+                <w:szCs w:val="24"/>
+                <w:lang w:val="en-US"/>
+                <w14:ligatures w14:val="standardContextual"/>
+              </w:rPr>
+              <w:tab/>
+            </w:r>
+            <w:r>
+              <w:rPr>
+                <w:rStyle w:val="Hyperlink"/>
+                <w:noProof/>
+              </w:rPr>
+              <w:t>Future changes</w:t>
             </w:r>
             <w:r>
               <w:rPr>
@@ -2280,7 +4612,7 @@
                 <w:noProof/>
                 <w:webHidden/>
               </w:rPr>
-              <w:instrText xml:space="preserve"> PAGEREF _Toc234401527 \h </w:instrText>
+              <w:instrText xml:space="preserve"> PAGEREF _Toc234406740 \h </w:instrText>
             </w:r>
             <w:r>
               <w:rPr>
@@ -2300,239 +4632,7 @@
                 <w:noProof/>
                 <w:webHidden/>
               </w:rPr>
-              <w:t>5</w:t>
-            </w:r>
-            <w:r>
-              <w:rPr>
-                <w:noProof/>
-                <w:webHidden/>
-              </w:rPr>
-              <w:fldChar w:fldCharType="end"/>
-            </w:r>
-          </w:hyperlink>
-        </w:p>
-        <w:p>
-          <w:pPr>
-            <w:pStyle w:val="TOC1"/>
-            <w:tabs>
-              <w:tab w:val="left" w:pos="440"/>
-              <w:tab w:val="right" w:leader="dot" w:pos="9016"/>
-            </w:tabs>
-            <w:rPr>
-              <w:noProof/>
-            </w:rPr>
-          </w:pPr>
-          <w:hyperlink w:anchor="_Toc234401528" w:history="1">
-            <w:r>
-              <w:rPr>
-                <w:rStyle w:val="Hyperlink"/>
-                <w:noProof/>
-              </w:rPr>
-              <w:t>4.</w:t>
-            </w:r>
-            <w:r>
-              <w:rPr>
-                <w:noProof/>
-              </w:rPr>
-              <w:tab/>
-            </w:r>
-            <w:r>
-              <w:rPr>
-                <w:rStyle w:val="Hyperlink"/>
-                <w:noProof/>
-              </w:rPr>
-              <w:t>Discussion</w:t>
-            </w:r>
-            <w:r>
-              <w:rPr>
-                <w:noProof/>
-                <w:webHidden/>
-              </w:rPr>
-              <w:tab/>
-            </w:r>
-            <w:r>
-              <w:rPr>
-                <w:noProof/>
-                <w:webHidden/>
-              </w:rPr>
-              <w:fldChar w:fldCharType="begin"/>
-            </w:r>
-            <w:r>
-              <w:rPr>
-                <w:noProof/>
-                <w:webHidden/>
-              </w:rPr>
-              <w:instrText xml:space="preserve"> PAGEREF _Toc234401528 \h </w:instrText>
-            </w:r>
-            <w:r>
-              <w:rPr>
-                <w:noProof/>
-                <w:webHidden/>
-              </w:rPr>
-            </w:r>
-            <w:r>
-              <w:rPr>
-                <w:noProof/>
-                <w:webHidden/>
-              </w:rPr>
-              <w:fldChar w:fldCharType="separate"/>
-            </w:r>
-            <w:r>
-              <w:rPr>
-                <w:noProof/>
-                <w:webHidden/>
-              </w:rPr>
-              <w:t>5</w:t>
-            </w:r>
-            <w:r>
-              <w:rPr>
-                <w:noProof/>
-                <w:webHidden/>
-              </w:rPr>
-              <w:fldChar w:fldCharType="end"/>
-            </w:r>
-          </w:hyperlink>
-        </w:p>
-        <w:p>
-          <w:pPr>
-            <w:pStyle w:val="TOC1"/>
-            <w:tabs>
-              <w:tab w:val="left" w:pos="440"/>
-              <w:tab w:val="right" w:leader="dot" w:pos="9016"/>
-            </w:tabs>
-            <w:rPr>
-              <w:noProof/>
-            </w:rPr>
-          </w:pPr>
-          <w:hyperlink w:anchor="_Toc234401529" w:history="1">
-            <w:r>
-              <w:rPr>
-                <w:rStyle w:val="Hyperlink"/>
-                <w:noProof/>
-              </w:rPr>
-              <w:t>5.</w:t>
-            </w:r>
-            <w:r>
-              <w:rPr>
-                <w:noProof/>
-              </w:rPr>
-              <w:tab/>
-            </w:r>
-            <w:r>
-              <w:rPr>
-                <w:rStyle w:val="Hyperlink"/>
-                <w:noProof/>
-              </w:rPr>
-              <w:t>Conclusion and recommendations</w:t>
-            </w:r>
-            <w:r>
-              <w:rPr>
-                <w:noProof/>
-                <w:webHidden/>
-              </w:rPr>
-              <w:tab/>
-            </w:r>
-            <w:r>
-              <w:rPr>
-                <w:noProof/>
-                <w:webHidden/>
-              </w:rPr>
-              <w:fldChar w:fldCharType="begin"/>
-            </w:r>
-            <w:r>
-              <w:rPr>
-                <w:noProof/>
-                <w:webHidden/>
-              </w:rPr>
-              <w:instrText xml:space="preserve"> PAGEREF _Toc234401529 \h </w:instrText>
-            </w:r>
-            <w:r>
-              <w:rPr>
-                <w:noProof/>
-                <w:webHidden/>
-              </w:rPr>
-            </w:r>
-            <w:r>
-              <w:rPr>
-                <w:noProof/>
-                <w:webHidden/>
-              </w:rPr>
-              <w:fldChar w:fldCharType="separate"/>
-            </w:r>
-            <w:r>
-              <w:rPr>
-                <w:noProof/>
-                <w:webHidden/>
-              </w:rPr>
-              <w:t>5</w:t>
-            </w:r>
-            <w:r>
-              <w:rPr>
-                <w:noProof/>
-                <w:webHidden/>
-              </w:rPr>
-              <w:fldChar w:fldCharType="end"/>
-            </w:r>
-          </w:hyperlink>
-        </w:p>
-        <w:p>
-          <w:pPr>
-            <w:pStyle w:val="TOC1"/>
-            <w:tabs>
-              <w:tab w:val="right" w:leader="dot" w:pos="9016"/>
-            </w:tabs>
-            <w:rPr>
-              <w:noProof/>
-            </w:rPr>
-          </w:pPr>
-          <w:hyperlink w:anchor="_Toc234401530" w:history="1">
-            <w:r>
-              <w:rPr>
-                <w:rStyle w:val="Hyperlink"/>
-                <w:noProof/>
-              </w:rPr>
-              <w:t>References</w:t>
-            </w:r>
-            <w:r>
-              <w:rPr>
-                <w:noProof/>
-                <w:webHidden/>
-              </w:rPr>
-              <w:tab/>
-            </w:r>
-            <w:r>
-              <w:rPr>
-                <w:noProof/>
-                <w:webHidden/>
-              </w:rPr>
-              <w:fldChar w:fldCharType="begin"/>
-            </w:r>
-            <w:r>
-              <w:rPr>
-                <w:noProof/>
-                <w:webHidden/>
-              </w:rPr>
-              <w:instrText xml:space="preserve"> PAGEREF _Toc234401530 \h </w:instrText>
-            </w:r>
-            <w:r>
-              <w:rPr>
-                <w:noProof/>
-                <w:webHidden/>
-              </w:rPr>
-            </w:r>
-            <w:r>
-              <w:rPr>
-                <w:noProof/>
-                <w:webHidden/>
-              </w:rPr>
-              <w:fldChar w:fldCharType="separate"/>
-            </w:r>
-            <w:r>
-              <w:rPr>
-                <w:noProof/>
-                <w:webHidden/>
-              </w:rPr>
-              <w:t>5</w:t>
+              <w:t>7</w:t>
             </w:r>
             <w:r>
               <w:rPr>
@@ -2568,19 +4668,32 @@
           <w:lang w:val="en-GB"/>
         </w:rPr>
       </w:pPr>
+      <w:r>
+        <w:rPr>
+          <w:lang w:val="en-GB"/>
+        </w:rPr>
+        <w:br w:type="page"/>
+      </w:r>
+    </w:p>
+    <w:p>
+      <w:pPr>
+        <w:rPr>
+          <w:lang w:val="en-GB"/>
+        </w:rPr>
+      </w:pPr>
     </w:p>
     <w:p>
       <w:pPr>
         <w:pStyle w:val="Heading1"/>
       </w:pPr>
-      <w:bookmarkStart w:id="0" w:name="_Toc234401503"/>
+      <w:bookmarkStart w:id="0" w:name="_Toc234406694"/>
       <w:r>
         <w:t>I</w:t>
       </w:r>
+      <w:r>
+        <w:t>nstallation</w:t>
+      </w:r>
       <w:bookmarkEnd w:id="0"/>
-      <w:r>
-        <w:t>nstallation</w:t>
-      </w:r>
     </w:p>
     <w:p>
       <w:pPr>
@@ -2624,9 +4737,11 @@
       <w:pPr>
         <w:pStyle w:val="Heading1"/>
       </w:pPr>
+      <w:bookmarkStart w:id="1" w:name="_Toc234406695"/>
       <w:r>
         <w:t>Usage</w:t>
       </w:r>
+      <w:bookmarkEnd w:id="1"/>
     </w:p>
     <w:p>
       <w:pPr>
@@ -2645,9 +4760,11 @@
       <w:pPr>
         <w:pStyle w:val="Heading2"/>
       </w:pPr>
+      <w:bookmarkStart w:id="2" w:name="_Toc234406696"/>
       <w:r>
         <w:t>Explore the repository structure</w:t>
       </w:r>
+      <w:bookmarkEnd w:id="2"/>
     </w:p>
     <w:p>
       <w:pPr>
@@ -2769,19 +4886,21 @@
       <w:pPr>
         <w:pStyle w:val="Heading2"/>
       </w:pPr>
+      <w:bookmarkStart w:id="3" w:name="_Toc234406697"/>
       <w:r>
         <w:t>Visualize the existing database</w:t>
       </w:r>
+      <w:bookmarkEnd w:id="3"/>
     </w:p>
     <w:p>
       <w:pPr>
         <w:pStyle w:val="Heading2"/>
       </w:pPr>
-      <w:bookmarkStart w:id="1" w:name="_Toc234401524"/>
+      <w:bookmarkStart w:id="4" w:name="_Toc234406698"/>
       <w:r>
         <w:t>Adding new profile to the database</w:t>
       </w:r>
-      <w:bookmarkEnd w:id="1"/>
+      <w:bookmarkEnd w:id="4"/>
     </w:p>
     <w:p>
       <w:pPr>
@@ -2790,14 +4909,14 @@
           <w:lang w:val="en-GB"/>
         </w:rPr>
       </w:pPr>
-      <w:bookmarkStart w:id="2" w:name="_Toc234401525"/>
+      <w:bookmarkStart w:id="5" w:name="_Toc234406699"/>
       <w:r>
         <w:rPr>
           <w:lang w:val="en-GB"/>
         </w:rPr>
         <w:t>Recommended data format</w:t>
       </w:r>
-      <w:bookmarkEnd w:id="2"/>
+      <w:bookmarkEnd w:id="5"/>
     </w:p>
     <w:p>
       <w:pPr>
@@ -2813,7 +4932,7 @@
           <w:lang w:val="en-US"/>
         </w:rPr>
       </w:pPr>
-      <w:bookmarkStart w:id="3" w:name="_Toc234401526"/>
+      <w:bookmarkStart w:id="6" w:name="_Toc234406700"/>
       <w:r>
         <w:rPr>
           <w:lang w:val="en-US"/>
@@ -2826,7 +4945,7 @@
         </w:rPr>
         <w:t>om satellites</w:t>
       </w:r>
-      <w:bookmarkEnd w:id="3"/>
+      <w:bookmarkEnd w:id="6"/>
     </w:p>
     <w:p>
       <w:pPr>
@@ -2989,7 +5108,6 @@
           <w:noProof/>
           <w:lang w:val="en-US"/>
         </w:rPr>
-        <w:lastRenderedPageBreak/>
         <w:drawing>
           <wp:inline distT="0" distB="0" distL="0" distR="0" wp14:anchorId="6C1E9449" wp14:editId="6C2BAAFB">
             <wp:extent cx="2389212" cy="2217420"/>
@@ -3207,7 +5325,6 @@
           <w:noProof/>
           <w:lang w:val="en-US"/>
         </w:rPr>
-        <w:lastRenderedPageBreak/>
         <w:drawing>
           <wp:inline distT="0" distB="0" distL="0" distR="0" wp14:anchorId="7A3BDA9D" wp14:editId="653EA4DB">
             <wp:extent cx="2748915" cy="1712542"/>
@@ -3289,6 +5406,7 @@
           <w:noProof/>
           <w:lang w:val="en-US"/>
         </w:rPr>
+        <w:lastRenderedPageBreak/>
         <w:drawing>
           <wp:inline distT="0" distB="0" distL="0" distR="0" wp14:anchorId="2F474E16" wp14:editId="5D8B6461">
             <wp:extent cx="2981543" cy="1548765"/>
@@ -3337,6 +5455,7 @@
       <w:pPr>
         <w:pStyle w:val="Heading1"/>
       </w:pPr>
+      <w:bookmarkStart w:id="7" w:name="_Toc234406701"/>
       <w:r>
         <w:t>S</w:t>
       </w:r>
@@ -3346,6 +5465,7 @@
       <w:r>
         <w:t xml:space="preserve"> performed by the scripts</w:t>
       </w:r>
+      <w:bookmarkEnd w:id="7"/>
     </w:p>
     <w:p>
       <w:pPr>
@@ -3382,19 +5502,229 @@
     </w:p>
     <w:p>
       <w:pPr>
+        <w:spacing w:after="0"/>
+        <w:rPr>
+          <w:color w:val="FF0000"/>
+          <w:lang w:val="en-GB"/>
+        </w:rPr>
+      </w:pPr>
+    </w:p>
+    <w:p>
+      <w:pPr>
+        <w:spacing w:after="0"/>
+        <w:rPr>
+          <w:lang w:val="en-GB"/>
+        </w:rPr>
+      </w:pPr>
+      <w:r>
+        <w:rPr>
+          <w:lang w:val="en-GB"/>
+        </w:rPr>
+        <w:t>Th</w:t>
+      </w:r>
+      <w:r>
+        <w:rPr>
+          <w:lang w:val="en-GB"/>
+        </w:rPr>
+        <w:t>is</w:t>
+      </w:r>
+      <w:r>
+        <w:rPr>
+          <w:lang w:val="en-GB"/>
+        </w:rPr>
+        <w:t xml:space="preserve"> section describes the steps performed by the scripts </w:t>
+      </w:r>
+      <w:r>
+        <w:rPr>
+          <w:lang w:val="en-GB"/>
+        </w:rPr>
+        <w:t>that produce the processed data (Levels 1-3) from the raw data (Level 0).</w:t>
+      </w:r>
+    </w:p>
+    <w:p>
+      <w:pPr>
+        <w:spacing w:after="0"/>
+        <w:rPr>
+          <w:color w:val="FF0000"/>
+          <w:lang w:val="en-GB"/>
+        </w:rPr>
+      </w:pPr>
+    </w:p>
+    <w:p>
+      <w:pPr>
+        <w:pStyle w:val="Heading2"/>
+      </w:pPr>
+      <w:bookmarkStart w:id="8" w:name="_Toc234406702"/>
+      <w:r>
+        <w:t>C</w:t>
+      </w:r>
+      <w:r>
+        <w:t>hoices for database creation</w:t>
+      </w:r>
+      <w:bookmarkEnd w:id="8"/>
+    </w:p>
+    <w:p>
+      <w:pPr>
+        <w:pStyle w:val="Heading2"/>
+      </w:pPr>
+      <w:bookmarkStart w:id="9" w:name="_Toc234406703"/>
+      <w:r>
+        <w:t>General p</w:t>
+      </w:r>
+      <w:r>
+        <w:t>arameters</w:t>
+      </w:r>
+      <w:r>
+        <w:t xml:space="preserve"> and files selection</w:t>
+      </w:r>
+      <w:bookmarkEnd w:id="9"/>
+    </w:p>
+    <w:p>
+      <w:pPr>
+        <w:pStyle w:val="Heading2"/>
+      </w:pPr>
+      <w:bookmarkStart w:id="10" w:name="_Toc234406704"/>
+      <w:r>
+        <w:t>Define manual corrections</w:t>
+      </w:r>
+      <w:bookmarkEnd w:id="10"/>
+    </w:p>
+    <w:p>
+      <w:pPr>
+        <w:pStyle w:val="Heading2"/>
+      </w:pPr>
+      <w:bookmarkStart w:id="11" w:name="_Toc234406705"/>
+      <w:r>
+        <w:t>Load metadata</w:t>
+      </w:r>
+      <w:bookmarkEnd w:id="11"/>
+    </w:p>
+    <w:p>
+      <w:pPr>
+        <w:pStyle w:val="Heading2"/>
+      </w:pPr>
+      <w:bookmarkStart w:id="12" w:name="_Toc234406706"/>
+      <w:r>
+        <w:t>Load gas data</w:t>
+      </w:r>
+      <w:bookmarkEnd w:id="12"/>
+    </w:p>
+    <w:p>
+      <w:pPr>
+        <w:pStyle w:val="Heading2"/>
+      </w:pPr>
+      <w:bookmarkStart w:id="13" w:name="_Toc234406707"/>
+      <w:r>
+        <w:t>Create list of unprocessed files</w:t>
+      </w:r>
+      <w:bookmarkEnd w:id="13"/>
+    </w:p>
+    <w:p>
+      <w:pPr>
+        <w:pStyle w:val="Heading2"/>
+      </w:pPr>
+      <w:bookmarkStart w:id="14" w:name="_Toc234406708"/>
+      <w:r>
+        <w:t>Process</w:t>
+      </w:r>
+      <w:r>
+        <w:t xml:space="preserve"> </w:t>
+      </w:r>
+      <w:proofErr w:type="spellStart"/>
+      <w:r>
+        <w:t>Kivuwatt</w:t>
+      </w:r>
+      <w:proofErr w:type="spellEnd"/>
+      <w:r>
+        <w:t xml:space="preserve"> </w:t>
+      </w:r>
+      <w:r>
+        <w:t xml:space="preserve">files </w:t>
+      </w:r>
+      <w:r>
+        <w:t>from L0 to L1</w:t>
+      </w:r>
+      <w:bookmarkEnd w:id="14"/>
+    </w:p>
+    <w:p>
+      <w:pPr>
+        <w:ind w:left="567"/>
+        <w:rPr>
+          <w:lang w:val="en-GB"/>
+        </w:rPr>
+      </w:pPr>
+      <w:r>
+        <w:rPr>
+          <w:lang w:val="en-GB"/>
+        </w:rPr>
+        <w:t xml:space="preserve">The following steps are performed for each </w:t>
+      </w:r>
+      <w:r>
+        <w:rPr>
+          <w:lang w:val="en-GB"/>
+        </w:rPr>
+        <w:t>L0</w:t>
+      </w:r>
+      <w:r>
+        <w:rPr>
+          <w:lang w:val="en-GB"/>
+        </w:rPr>
+        <w:t xml:space="preserve"> </w:t>
+      </w:r>
+      <w:r>
+        <w:rPr>
+          <w:lang w:val="en-GB"/>
+        </w:rPr>
+        <w:t xml:space="preserve">data </w:t>
+      </w:r>
+      <w:r>
+        <w:rPr>
+          <w:lang w:val="en-GB"/>
+        </w:rPr>
+        <w:t>file.</w:t>
+      </w:r>
+    </w:p>
+    <w:p>
+      <w:pPr>
         <w:pStyle w:val="Heading3"/>
         <w:rPr>
           <w:lang w:val="en-GB"/>
         </w:rPr>
       </w:pPr>
-      <w:bookmarkStart w:id="4" w:name="_Toc234401509"/>
-      <w:r>
-        <w:rPr>
-          <w:lang w:val="en-GB"/>
-        </w:rPr>
-        <w:t>Step #1: define variables</w:t>
-      </w:r>
-      <w:bookmarkEnd w:id="4"/>
+      <w:bookmarkStart w:id="15" w:name="_Toc234406709"/>
+      <w:r>
+        <w:rPr>
+          <w:lang w:val="en-GB"/>
+        </w:rPr>
+        <w:t xml:space="preserve">Read </w:t>
+      </w:r>
+      <w:r>
+        <w:rPr>
+          <w:lang w:val="en-GB"/>
+        </w:rPr>
+        <w:t>the L0 file</w:t>
+      </w:r>
+      <w:bookmarkEnd w:id="15"/>
+    </w:p>
+    <w:p>
+      <w:pPr>
+        <w:ind w:left="1134"/>
+        <w:rPr>
+          <w:lang w:val="en-GB"/>
+        </w:rPr>
+      </w:pPr>
+      <w:r>
+        <w:rPr>
+          <w:lang w:val="en-GB"/>
+        </w:rPr>
+        <w:t>Detects number of profiles</w:t>
+      </w:r>
+      <w:r>
+        <w:rPr>
+          <w:lang w:val="en-GB"/>
+        </w:rPr>
+        <w:t>. The next steps are repeated for each profile.</w:t>
+      </w:r>
     </w:p>
     <w:p>
       <w:pPr>
@@ -3403,14 +5733,14 @@
           <w:lang w:val="en-GB"/>
         </w:rPr>
       </w:pPr>
-      <w:bookmarkStart w:id="5" w:name="_Toc234401510"/>
-      <w:r>
-        <w:rPr>
-          <w:lang w:val="en-GB"/>
-        </w:rPr>
-        <w:t>Step #2: create CTD object</w:t>
-      </w:r>
-      <w:bookmarkEnd w:id="5"/>
+      <w:bookmarkStart w:id="16" w:name="_Toc234406710"/>
+      <w:r>
+        <w:rPr>
+          <w:lang w:val="en-GB"/>
+        </w:rPr>
+        <w:t>Create a CTD object</w:t>
+      </w:r>
+      <w:bookmarkEnd w:id="16"/>
     </w:p>
     <w:p>
       <w:pPr>
@@ -3419,14 +5749,20 @@
           <w:lang w:val="en-GB"/>
         </w:rPr>
       </w:pPr>
-      <w:bookmarkStart w:id="6" w:name="_Toc234401511"/>
-      <w:r>
-        <w:rPr>
-          <w:lang w:val="en-GB"/>
-        </w:rPr>
-        <w:t>Step #3: read CTD data</w:t>
-      </w:r>
-      <w:bookmarkEnd w:id="6"/>
+      <w:bookmarkStart w:id="17" w:name="_Toc234406711"/>
+      <w:r>
+        <w:rPr>
+          <w:lang w:val="en-GB"/>
+        </w:rPr>
+        <w:t>Extract the profile data</w:t>
+      </w:r>
+      <w:r>
+        <w:rPr>
+          <w:lang w:val="en-GB"/>
+        </w:rPr>
+        <w:t xml:space="preserve"> and include metadata</w:t>
+      </w:r>
+      <w:bookmarkEnd w:id="17"/>
     </w:p>
     <w:p>
       <w:pPr>
@@ -3435,14 +5771,14 @@
           <w:lang w:val="en-GB"/>
         </w:rPr>
       </w:pPr>
-      <w:bookmarkStart w:id="7" w:name="_Toc234401512"/>
-      <w:r>
-        <w:rPr>
-          <w:lang w:val="en-GB"/>
-        </w:rPr>
-        <w:t>Step #4: extract water level data</w:t>
-      </w:r>
-      <w:bookmarkEnd w:id="7"/>
+      <w:bookmarkStart w:id="18" w:name="_Toc234406712"/>
+      <w:r>
+        <w:rPr>
+          <w:lang w:val="en-GB"/>
+        </w:rPr>
+        <w:t>Extract the water level data</w:t>
+      </w:r>
+      <w:bookmarkEnd w:id="18"/>
     </w:p>
     <w:p>
       <w:pPr>
@@ -3451,30 +5787,94 @@
           <w:lang w:val="en-GB"/>
         </w:rPr>
       </w:pPr>
-      <w:bookmarkStart w:id="8" w:name="_Toc234401513"/>
-      <w:r>
-        <w:rPr>
-          <w:lang w:val="en-GB"/>
-        </w:rPr>
-        <w:t>Step #5: extract metadata</w:t>
-      </w:r>
-      <w:bookmarkEnd w:id="8"/>
+      <w:bookmarkStart w:id="19" w:name="_Toc234406713"/>
+      <w:r>
+        <w:rPr>
+          <w:lang w:val="en-GB"/>
+        </w:rPr>
+        <w:t>Apply quality control</w:t>
+      </w:r>
+      <w:bookmarkEnd w:id="19"/>
+    </w:p>
+    <w:p>
+      <w:pPr>
+        <w:rPr>
+          <w:lang w:val="en-GB"/>
+        </w:rPr>
+      </w:pPr>
     </w:p>
     <w:p>
       <w:pPr>
         <w:pStyle w:val="Heading3"/>
         <w:rPr>
-          <w:lang w:val="en-GB"/>
-        </w:rPr>
-      </w:pPr>
-      <w:bookmarkStart w:id="9" w:name="_Toc234401514"/>
-      <w:r>
-        <w:rPr>
-          <w:lang w:val="en-GB"/>
-        </w:rPr>
-        <w:t>Step #6: apply manual corrections</w:t>
-      </w:r>
-      <w:bookmarkEnd w:id="9"/>
+          <w:highlight w:val="yellow"/>
+          <w:lang w:val="en-GB"/>
+        </w:rPr>
+      </w:pPr>
+      <w:bookmarkStart w:id="20" w:name="_Toc234406714"/>
+      <w:r>
+        <w:rPr>
+          <w:highlight w:val="yellow"/>
+          <w:lang w:val="en-GB"/>
+        </w:rPr>
+        <w:t>Export to L1: to add</w:t>
+      </w:r>
+      <w:bookmarkEnd w:id="20"/>
+    </w:p>
+    <w:p>
+      <w:pPr>
+        <w:pStyle w:val="Heading2"/>
+      </w:pPr>
+      <w:bookmarkStart w:id="21" w:name="_Toc234406715"/>
+      <w:r>
+        <w:t>Process</w:t>
+      </w:r>
+      <w:r>
+        <w:t xml:space="preserve"> REMA</w:t>
+      </w:r>
+      <w:r>
+        <w:t xml:space="preserve"> </w:t>
+      </w:r>
+      <w:r>
+        <w:t xml:space="preserve">files </w:t>
+      </w:r>
+      <w:r>
+        <w:t>from L0 to L1</w:t>
+      </w:r>
+      <w:bookmarkEnd w:id="21"/>
+    </w:p>
+    <w:p>
+      <w:pPr>
+        <w:ind w:left="567"/>
+        <w:rPr>
+          <w:lang w:val="en-GB"/>
+        </w:rPr>
+      </w:pPr>
+      <w:r>
+        <w:rPr>
+          <w:lang w:val="en-GB"/>
+        </w:rPr>
+        <w:t xml:space="preserve">The following steps are performed for each </w:t>
+      </w:r>
+      <w:r>
+        <w:rPr>
+          <w:lang w:val="en-GB"/>
+        </w:rPr>
+        <w:t>L0 data</w:t>
+      </w:r>
+      <w:r>
+        <w:rPr>
+          <w:lang w:val="en-GB"/>
+        </w:rPr>
+        <w:t xml:space="preserve"> file.</w:t>
+      </w:r>
+    </w:p>
+    <w:p>
+      <w:pPr>
+        <w:rPr>
+          <w:lang w:val="en-GB"/>
+        </w:rPr>
+      </w:pPr>
     </w:p>
     <w:p>
       <w:pPr>
@@ -3483,14 +5883,15 @@
           <w:lang w:val="en-GB"/>
         </w:rPr>
       </w:pPr>
-      <w:bookmarkStart w:id="10" w:name="_Toc234401515"/>
-      <w:r>
-        <w:rPr>
-          <w:lang w:val="en-GB"/>
-        </w:rPr>
-        <w:t>Step #7: extract the profiling part of the data</w:t>
-      </w:r>
-      <w:bookmarkEnd w:id="10"/>
+      <w:bookmarkStart w:id="22" w:name="_Toc234406716"/>
+      <w:r>
+        <w:rPr>
+          <w:lang w:val="en-GB"/>
+        </w:rPr>
+        <w:lastRenderedPageBreak/>
+        <w:t>Create CTD object</w:t>
+      </w:r>
+      <w:bookmarkEnd w:id="22"/>
     </w:p>
     <w:p>
       <w:pPr>
@@ -3499,14 +5900,14 @@
           <w:lang w:val="en-GB"/>
         </w:rPr>
       </w:pPr>
-      <w:bookmarkStart w:id="11" w:name="_Toc234401516"/>
-      <w:r>
-        <w:rPr>
-          <w:lang w:val="en-GB"/>
-        </w:rPr>
-        <w:t>Step #8: compute relevant quantities</w:t>
-      </w:r>
-      <w:bookmarkEnd w:id="11"/>
+      <w:bookmarkStart w:id="23" w:name="_Toc234406717"/>
+      <w:r>
+        <w:rPr>
+          <w:lang w:val="en-GB"/>
+        </w:rPr>
+        <w:t>Read the L0 file</w:t>
+      </w:r>
+      <w:bookmarkEnd w:id="23"/>
     </w:p>
     <w:p>
       <w:pPr>
@@ -3515,14 +5916,14 @@
           <w:lang w:val="en-GB"/>
         </w:rPr>
       </w:pPr>
-      <w:bookmarkStart w:id="12" w:name="_Toc234401517"/>
-      <w:r>
-        <w:rPr>
-          <w:lang w:val="en-GB"/>
-        </w:rPr>
-        <w:t>Step #9: perform quality control</w:t>
-      </w:r>
-      <w:bookmarkEnd w:id="12"/>
+      <w:bookmarkStart w:id="24" w:name="_Toc234406718"/>
+      <w:r>
+        <w:rPr>
+          <w:lang w:val="en-GB"/>
+        </w:rPr>
+        <w:t>Extract the water level data</w:t>
+      </w:r>
+      <w:bookmarkEnd w:id="24"/>
     </w:p>
     <w:p>
       <w:pPr>
@@ -3531,28 +5932,54 @@
           <w:lang w:val="en-GB"/>
         </w:rPr>
       </w:pPr>
-      <w:bookmarkStart w:id="13" w:name="_Toc234401518"/>
-      <w:r>
-        <w:rPr>
-          <w:lang w:val="en-GB"/>
-        </w:rPr>
-        <w:t xml:space="preserve">Step #10: export the data to L2A </w:t>
-      </w:r>
-      <w:proofErr w:type="spellStart"/>
-      <w:r>
-        <w:rPr>
-          <w:lang w:val="en-GB"/>
-        </w:rPr>
-        <w:t>netCDF</w:t>
-      </w:r>
-      <w:proofErr w:type="spellEnd"/>
-      <w:r>
-        <w:rPr>
-          <w:lang w:val="en-GB"/>
-        </w:rPr>
-        <w:t xml:space="preserve"> file</w:t>
-      </w:r>
-      <w:bookmarkEnd w:id="13"/>
+      <w:bookmarkStart w:id="25" w:name="_Toc234406719"/>
+      <w:r>
+        <w:rPr>
+          <w:lang w:val="en-GB"/>
+        </w:rPr>
+        <w:t>Add metadata</w:t>
+      </w:r>
+      <w:bookmarkEnd w:id="25"/>
+    </w:p>
+    <w:p>
+      <w:pPr>
+        <w:pStyle w:val="Heading3"/>
+        <w:rPr>
+          <w:lang w:val="en-GB"/>
+        </w:rPr>
+      </w:pPr>
+      <w:bookmarkStart w:id="26" w:name="_Toc234406720"/>
+      <w:r>
+        <w:rPr>
+          <w:lang w:val="en-GB"/>
+        </w:rPr>
+        <w:t xml:space="preserve">If </w:t>
+      </w:r>
+      <w:r>
+        <w:rPr>
+          <w:lang w:val="en-GB"/>
+        </w:rPr>
+        <w:t>several profiles</w:t>
+      </w:r>
+      <w:r>
+        <w:rPr>
+          <w:lang w:val="en-GB"/>
+        </w:rPr>
+        <w:t>,</w:t>
+      </w:r>
+      <w:r>
+        <w:rPr>
+          <w:lang w:val="en-GB"/>
+        </w:rPr>
+        <w:t xml:space="preserve"> split</w:t>
+      </w:r>
+      <w:r>
+        <w:rPr>
+          <w:lang w:val="en-GB"/>
+        </w:rPr>
+        <w:t xml:space="preserve"> the data</w:t>
+      </w:r>
+      <w:bookmarkEnd w:id="26"/>
       <w:r>
         <w:rPr>
           <w:lang w:val="en-GB"/>
@@ -3567,17 +5994,294 @@
           <w:lang w:val="en-GB"/>
         </w:rPr>
       </w:pPr>
-      <w:bookmarkStart w:id="14" w:name="_Toc234401519"/>
-      <w:r>
-        <w:rPr>
-          <w:lang w:val="en-GB"/>
-        </w:rPr>
-        <w:t>Step #11: interpolate the data to a constant depth grid</w:t>
-      </w:r>
-      <w:bookmarkEnd w:id="14"/>
-    </w:p>
-    <w:p>
-      <w:pPr>
+      <w:bookmarkStart w:id="27" w:name="_Toc234406721"/>
+      <w:r>
+        <w:rPr>
+          <w:lang w:val="en-GB"/>
+        </w:rPr>
+        <w:t>If needed, apply manual corrections</w:t>
+      </w:r>
+      <w:bookmarkEnd w:id="27"/>
+    </w:p>
+    <w:p>
+      <w:pPr>
+        <w:pStyle w:val="Heading3"/>
+        <w:rPr>
+          <w:lang w:val="en-GB"/>
+        </w:rPr>
+      </w:pPr>
+      <w:bookmarkStart w:id="28" w:name="_Toc234406722"/>
+      <w:r>
+        <w:rPr>
+          <w:lang w:val="en-GB"/>
+        </w:rPr>
+        <w:t>Extract the profil</w:t>
+      </w:r>
+      <w:r>
+        <w:rPr>
+          <w:lang w:val="en-GB"/>
+        </w:rPr>
+        <w:t>e</w:t>
+      </w:r>
+      <w:r>
+        <w:rPr>
+          <w:lang w:val="en-GB"/>
+        </w:rPr>
+        <w:t xml:space="preserve"> </w:t>
+      </w:r>
+      <w:r>
+        <w:rPr>
+          <w:lang w:val="en-GB"/>
+        </w:rPr>
+        <w:t>data</w:t>
+      </w:r>
+      <w:bookmarkEnd w:id="28"/>
+    </w:p>
+    <w:p>
+      <w:pPr>
+        <w:pStyle w:val="Heading3"/>
+        <w:rPr>
+          <w:lang w:val="en-GB"/>
+        </w:rPr>
+      </w:pPr>
+      <w:bookmarkStart w:id="29" w:name="_Toc234406723"/>
+      <w:r>
+        <w:rPr>
+          <w:lang w:val="en-GB"/>
+        </w:rPr>
+        <w:t>Apply quality control</w:t>
+      </w:r>
+      <w:bookmarkEnd w:id="29"/>
+    </w:p>
+    <w:p>
+      <w:pPr>
+        <w:pStyle w:val="Heading3"/>
+        <w:rPr>
+          <w:highlight w:val="yellow"/>
+          <w:lang w:val="en-GB"/>
+        </w:rPr>
+      </w:pPr>
+      <w:bookmarkStart w:id="30" w:name="_Toc234406724"/>
+      <w:r>
+        <w:rPr>
+          <w:highlight w:val="yellow"/>
+          <w:lang w:val="en-GB"/>
+        </w:rPr>
+        <w:t>Export to L1: to add</w:t>
+      </w:r>
+      <w:bookmarkEnd w:id="30"/>
+    </w:p>
+    <w:p>
+      <w:pPr>
+        <w:pStyle w:val="Heading2"/>
+      </w:pPr>
+      <w:bookmarkStart w:id="31" w:name="_Toc234406725"/>
+      <w:r>
+        <w:t>Process data from L1 to L2</w:t>
+      </w:r>
+      <w:r>
+        <w:t>A and L2B</w:t>
+      </w:r>
+      <w:bookmarkEnd w:id="31"/>
+    </w:p>
+    <w:p>
+      <w:pPr>
+        <w:ind w:left="567"/>
+        <w:rPr>
+          <w:lang w:val="en-GB"/>
+        </w:rPr>
+      </w:pPr>
+      <w:r>
+        <w:rPr>
+          <w:lang w:val="en-GB"/>
+        </w:rPr>
+        <w:t xml:space="preserve">The following steps are performed for each </w:t>
+      </w:r>
+      <w:r>
+        <w:rPr>
+          <w:lang w:val="en-GB"/>
+        </w:rPr>
+        <w:t>CTD object (</w:t>
+      </w:r>
+      <w:r>
+        <w:rPr>
+          <w:lang w:val="en-GB"/>
+        </w:rPr>
+        <w:t>L</w:t>
+      </w:r>
+      <w:r>
+        <w:rPr>
+          <w:lang w:val="en-GB"/>
+        </w:rPr>
+        <w:t>1</w:t>
+      </w:r>
+      <w:r>
+        <w:rPr>
+          <w:lang w:val="en-GB"/>
+        </w:rPr>
+        <w:t xml:space="preserve"> data</w:t>
+      </w:r>
+      <w:r>
+        <w:rPr>
+          <w:lang w:val="en-GB"/>
+        </w:rPr>
+        <w:t>)</w:t>
+      </w:r>
+      <w:r>
+        <w:rPr>
+          <w:lang w:val="en-GB"/>
+        </w:rPr>
+        <w:t>.</w:t>
+      </w:r>
+    </w:p>
+    <w:p>
+      <w:pPr>
+        <w:pStyle w:val="Heading3"/>
+        <w:rPr>
+          <w:lang w:val="en-GB"/>
+        </w:rPr>
+      </w:pPr>
+      <w:bookmarkStart w:id="32" w:name="_Toc234406726"/>
+      <w:r>
+        <w:rPr>
+          <w:lang w:val="en-GB"/>
+        </w:rPr>
+        <w:t xml:space="preserve">Derive </w:t>
+      </w:r>
+      <w:r>
+        <w:rPr>
+          <w:lang w:val="en-GB"/>
+        </w:rPr>
+        <w:t>relevant</w:t>
+      </w:r>
+      <w:r>
+        <w:rPr>
+          <w:lang w:val="en-GB"/>
+        </w:rPr>
+        <w:t xml:space="preserve"> </w:t>
+      </w:r>
+      <w:r>
+        <w:rPr>
+          <w:lang w:val="en-GB"/>
+        </w:rPr>
+        <w:t>quantities</w:t>
+      </w:r>
+      <w:bookmarkEnd w:id="32"/>
+    </w:p>
+    <w:p>
+      <w:pPr>
+        <w:pStyle w:val="Heading4"/>
+      </w:pPr>
+      <w:r>
+        <w:t>Salinity</w:t>
+      </w:r>
+    </w:p>
+    <w:p>
+      <w:pPr>
+        <w:pStyle w:val="Heading4"/>
+      </w:pPr>
+      <w:r>
+        <w:t>Density</w:t>
+      </w:r>
+    </w:p>
+    <w:p>
+      <w:pPr>
+        <w:pStyle w:val="Heading4"/>
+      </w:pPr>
+      <w:r>
+        <w:t>De</w:t>
+      </w:r>
+      <w:r>
+        <w:t>pth</w:t>
+      </w:r>
+    </w:p>
+    <w:p>
+      <w:pPr>
+        <w:pStyle w:val="Heading4"/>
+      </w:pPr>
+      <w:r>
+        <w:t>Other quantities</w:t>
+      </w:r>
+    </w:p>
+    <w:p>
+      <w:pPr>
+        <w:pStyle w:val="Heading3"/>
+        <w:rPr>
+          <w:lang w:val="en-GB"/>
+        </w:rPr>
+      </w:pPr>
+      <w:bookmarkStart w:id="33" w:name="_Toc234406727"/>
+      <w:r>
+        <w:rPr>
+          <w:lang w:val="en-GB"/>
+        </w:rPr>
+        <w:t>Apply quality control</w:t>
+      </w:r>
+      <w:bookmarkEnd w:id="33"/>
+    </w:p>
+    <w:p>
+      <w:pPr>
+        <w:pStyle w:val="Heading3"/>
+        <w:rPr>
+          <w:lang w:val="en-GB"/>
+        </w:rPr>
+      </w:pPr>
+      <w:bookmarkStart w:id="34" w:name="_Toc234406728"/>
+      <w:r>
+        <w:rPr>
+          <w:lang w:val="en-GB"/>
+        </w:rPr>
+        <w:t>Export to L2</w:t>
+      </w:r>
+      <w:r>
+        <w:rPr>
+          <w:lang w:val="en-GB"/>
+        </w:rPr>
+        <w:t>A</w:t>
+      </w:r>
+      <w:bookmarkEnd w:id="34"/>
+    </w:p>
+    <w:p>
+      <w:pPr>
+        <w:pStyle w:val="Heading3"/>
+        <w:rPr>
+          <w:lang w:val="en-GB"/>
+        </w:rPr>
+      </w:pPr>
+      <w:bookmarkStart w:id="35" w:name="_Toc234406729"/>
+      <w:r>
+        <w:rPr>
+          <w:lang w:val="en-GB"/>
+        </w:rPr>
+        <w:t>Apply mask</w:t>
+      </w:r>
+      <w:bookmarkEnd w:id="35"/>
+    </w:p>
+    <w:p>
+      <w:pPr>
+        <w:pStyle w:val="Heading3"/>
+        <w:rPr>
+          <w:lang w:val="en-US"/>
+        </w:rPr>
+      </w:pPr>
+      <w:bookmarkStart w:id="36" w:name="_Toc234406730"/>
+      <w:r>
+        <w:rPr>
+          <w:lang w:val="en-US"/>
+        </w:rPr>
+        <w:t>I</w:t>
+      </w:r>
+      <w:r>
+        <w:rPr>
+          <w:lang w:val="en-US"/>
+        </w:rPr>
+        <w:t>nterpolate the data to a constant depth grid</w:t>
+      </w:r>
+      <w:bookmarkEnd w:id="36"/>
+    </w:p>
+    <w:p>
+      <w:pPr>
+        <w:ind w:left="1134"/>
         <w:rPr>
           <w:rFonts w:eastAsia="+mn-ea"/>
           <w:color w:val="000000"/>
@@ -3619,6 +6323,7 @@
           <w:ilvl w:val="0"/>
           <w:numId w:val="3"/>
         </w:numPr>
+        <w:ind w:left="1854"/>
         <w:rPr>
           <w:rFonts w:eastAsia="+mn-ea"/>
           <w:color w:val="000000"/>
@@ -3663,6 +6368,7 @@
           <w:ilvl w:val="0"/>
           <w:numId w:val="3"/>
         </w:numPr>
+        <w:ind w:left="1854"/>
         <w:rPr>
           <w:rFonts w:ascii="Courier New" w:hAnsi="Courier New" w:cs="Courier New"/>
           <w:lang w:val="en-GB"/>
@@ -3805,122 +6511,280 @@
           <w:lang w:val="en-GB"/>
         </w:rPr>
       </w:pPr>
-      <w:bookmarkStart w:id="15" w:name="_Toc234401520"/>
-      <w:r>
-        <w:rPr>
-          <w:lang w:val="en-GB"/>
-        </w:rPr>
+      <w:bookmarkStart w:id="37" w:name="_Toc234406731"/>
+      <w:r>
+        <w:rPr>
+          <w:lang w:val="en-GB"/>
+        </w:rPr>
+        <w:t>Export to L2B</w:t>
+      </w:r>
+      <w:r>
+        <w:rPr>
+          <w:lang w:val="en-GB"/>
+        </w:rPr>
+        <w:t xml:space="preserve"> nc file</w:t>
+      </w:r>
+      <w:bookmarkEnd w:id="37"/>
+    </w:p>
+    <w:p>
+      <w:pPr>
+        <w:pStyle w:val="Heading2"/>
+      </w:pPr>
+      <w:bookmarkStart w:id="38" w:name="_Toc234406732"/>
+      <w:r>
+        <w:t>Process data from L2B to L3</w:t>
+      </w:r>
+      <w:bookmarkEnd w:id="38"/>
+      <w:r>
+        <w:t xml:space="preserve"> </w:t>
+      </w:r>
+    </w:p>
+    <w:p>
+      <w:pPr>
+        <w:pStyle w:val="Heading3"/>
+        <w:rPr>
+          <w:lang w:val="en-GB"/>
+        </w:rPr>
+      </w:pPr>
+      <w:bookmarkStart w:id="39" w:name="_Toc234406733"/>
+      <w:r>
+        <w:rPr>
+          <w:lang w:val="en-GB"/>
+        </w:rPr>
+        <w:t>Select L2B files</w:t>
+      </w:r>
+      <w:bookmarkEnd w:id="39"/>
+    </w:p>
+    <w:p>
+      <w:pPr>
+        <w:pStyle w:val="Heading3"/>
+        <w:rPr>
+          <w:lang w:val="en-GB"/>
+        </w:rPr>
+      </w:pPr>
+      <w:bookmarkStart w:id="40" w:name="_Toc234406734"/>
+      <w:r>
+        <w:rPr>
+          <w:lang w:val="en-GB"/>
+        </w:rPr>
+        <w:t>Import</w:t>
+      </w:r>
+      <w:r>
+        <w:rPr>
+          <w:lang w:val="en-GB"/>
+        </w:rPr>
+        <w:t xml:space="preserve"> existing L3 data</w:t>
+      </w:r>
+      <w:bookmarkEnd w:id="40"/>
+    </w:p>
+    <w:p>
+      <w:pPr>
+        <w:ind w:left="1134"/>
+        <w:rPr>
+          <w:lang w:val="en-GB"/>
+        </w:rPr>
+      </w:pPr>
+      <w:r>
+        <w:rPr>
+          <w:lang w:val="en-GB"/>
+        </w:rPr>
+        <w:t>Save in a dictionary.</w:t>
+      </w:r>
+    </w:p>
+    <w:p>
+      <w:pPr>
+        <w:ind w:left="1134"/>
+        <w:rPr>
+          <w:lang w:val="en-GB"/>
+        </w:rPr>
+      </w:pPr>
+      <w:r>
+        <w:rPr>
+          <w:lang w:val="en-GB"/>
+        </w:rPr>
+        <w:t xml:space="preserve">The </w:t>
+      </w:r>
+      <w:r>
+        <w:rPr>
+          <w:lang w:val="en-GB"/>
+        </w:rPr>
+        <w:t xml:space="preserve">following 3 </w:t>
+      </w:r>
+      <w:r>
+        <w:rPr>
+          <w:lang w:val="en-GB"/>
+        </w:rPr>
+        <w:t>steps are repeated for each L2B file.</w:t>
+      </w:r>
+    </w:p>
+    <w:p>
+      <w:pPr>
+        <w:pStyle w:val="Heading3"/>
+        <w:rPr>
+          <w:lang w:val="en-GB"/>
+        </w:rPr>
+      </w:pPr>
+      <w:bookmarkStart w:id="41" w:name="_Toc234406735"/>
+      <w:r>
+        <w:rPr>
+          <w:lang w:val="en-GB"/>
+        </w:rPr>
+        <w:t>Read the L2B file</w:t>
+      </w:r>
+      <w:r>
+        <w:rPr>
+          <w:lang w:val="en-GB"/>
+        </w:rPr>
+        <w:t xml:space="preserve"> (CTD object)</w:t>
+      </w:r>
+      <w:bookmarkEnd w:id="41"/>
+    </w:p>
+    <w:p>
+      <w:pPr>
+        <w:pStyle w:val="Heading3"/>
+        <w:rPr>
+          <w:lang w:val="en-US"/>
+        </w:rPr>
+      </w:pPr>
+      <w:bookmarkStart w:id="42" w:name="_Toc234406736"/>
+      <w:r>
+        <w:rPr>
+          <w:lang w:val="en-US"/>
+        </w:rPr>
+        <w:t xml:space="preserve">Remove data </w:t>
+      </w:r>
+      <w:r>
+        <w:rPr>
+          <w:lang w:val="en-US"/>
+        </w:rPr>
+        <w:t>from</w:t>
+      </w:r>
+      <w:r>
+        <w:rPr>
+          <w:lang w:val="en-US"/>
+        </w:rPr>
+        <w:t xml:space="preserve"> s</w:t>
+      </w:r>
+      <w:r>
+        <w:rPr>
+          <w:lang w:val="en-US"/>
+        </w:rPr>
+        <w:t>elected</w:t>
+      </w:r>
+      <w:r>
+        <w:rPr>
+          <w:lang w:val="en-US"/>
+        </w:rPr>
+        <w:t xml:space="preserve"> period</w:t>
+      </w:r>
+      <w:r>
+        <w:rPr>
+          <w:lang w:val="en-US"/>
+        </w:rPr>
+        <w:t>s</w:t>
+      </w:r>
+      <w:bookmarkEnd w:id="42"/>
+    </w:p>
+    <w:p>
+      <w:pPr>
+        <w:pStyle w:val="Heading3"/>
+        <w:rPr>
+          <w:lang w:val="en-US"/>
+        </w:rPr>
+      </w:pPr>
+      <w:bookmarkStart w:id="43" w:name="_Toc234406737"/>
+      <w:r>
+        <w:rPr>
+          <w:lang w:val="en-US"/>
+        </w:rPr>
+        <w:t xml:space="preserve">Include the L2B data into </w:t>
+      </w:r>
+      <w:r>
+        <w:rPr>
+          <w:lang w:val="en-US"/>
+        </w:rPr>
+        <w:t>existing L3 data</w:t>
+      </w:r>
+      <w:bookmarkEnd w:id="43"/>
+    </w:p>
+    <w:p>
+      <w:pPr>
+        <w:pStyle w:val="Heading3"/>
+        <w:rPr>
+          <w:lang w:val="en-US"/>
+        </w:rPr>
+      </w:pPr>
+      <w:bookmarkStart w:id="44" w:name="_Toc234406738"/>
+      <w:r>
+        <w:rPr>
+          <w:lang w:val="en-US"/>
+        </w:rPr>
+        <w:t>Export to L3 nc file</w:t>
+      </w:r>
+      <w:r>
+        <w:rPr>
+          <w:lang w:val="en-US"/>
+        </w:rPr>
+        <w:t>s (</w:t>
+      </w:r>
+      <w:proofErr w:type="spellStart"/>
+      <w:r>
+        <w:rPr>
+          <w:lang w:val="en-US"/>
+        </w:rPr>
+        <w:t>Kivuwatt</w:t>
+      </w:r>
+      <w:proofErr w:type="spellEnd"/>
+      <w:r>
+        <w:rPr>
+          <w:lang w:val="en-US"/>
+        </w:rPr>
+        <w:t xml:space="preserve"> + REMA)</w:t>
+      </w:r>
+      <w:bookmarkEnd w:id="44"/>
+    </w:p>
+    <w:p>
+      <w:pPr>
+        <w:pStyle w:val="Heading3"/>
+        <w:rPr>
+          <w:lang w:val="en-US"/>
+        </w:rPr>
+      </w:pPr>
+      <w:bookmarkStart w:id="45" w:name="_Toc234406739"/>
+      <w:r>
+        <w:rPr>
+          <w:lang w:val="en-US"/>
+        </w:rPr>
+        <w:t>Create a combined L3 nc file</w:t>
+      </w:r>
+      <w:bookmarkEnd w:id="45"/>
+    </w:p>
+    <w:p>
+      <w:pPr>
+        <w:spacing w:after="0"/>
+        <w:rPr>
+          <w:color w:val="FF0000"/>
+          <w:lang w:val="en-GB"/>
+        </w:rPr>
+      </w:pPr>
+    </w:p>
+    <w:p>
+      <w:pPr>
+        <w:rPr>
+          <w:lang w:val="en-GB"/>
+        </w:rPr>
+      </w:pPr>
+    </w:p>
+    <w:p>
+      <w:pPr>
+        <w:pStyle w:val="Heading1"/>
+      </w:pPr>
+      <w:bookmarkStart w:id="46" w:name="_Toc234406740"/>
+      <w:r>
         <w:lastRenderedPageBreak/>
-        <w:t xml:space="preserve">Step #12: </w:t>
-      </w:r>
-      <w:r>
-        <w:rPr>
-          <w:lang w:val="en-GB"/>
-        </w:rPr>
-        <w:t>export</w:t>
-      </w:r>
-      <w:r>
-        <w:rPr>
-          <w:lang w:val="en-GB"/>
-        </w:rPr>
-        <w:t xml:space="preserve"> the data to L2B </w:t>
-      </w:r>
-      <w:proofErr w:type="spellStart"/>
-      <w:r>
-        <w:rPr>
-          <w:lang w:val="en-GB"/>
-        </w:rPr>
-        <w:t>netCDF</w:t>
-      </w:r>
-      <w:proofErr w:type="spellEnd"/>
-      <w:r>
-        <w:rPr>
-          <w:lang w:val="en-GB"/>
-        </w:rPr>
-        <w:t xml:space="preserve"> file</w:t>
-      </w:r>
-      <w:bookmarkEnd w:id="15"/>
-    </w:p>
-    <w:p>
-      <w:pPr>
-        <w:pStyle w:val="Heading3"/>
-        <w:rPr>
-          <w:lang w:val="en-GB"/>
-        </w:rPr>
-      </w:pPr>
-      <w:bookmarkStart w:id="16" w:name="_Toc234401521"/>
-      <w:r>
-        <w:rPr>
-          <w:lang w:val="en-GB"/>
-        </w:rPr>
-        <w:t>Step #13</w:t>
-      </w:r>
-      <w:r>
-        <w:rPr>
-          <w:lang w:val="en-GB"/>
-        </w:rPr>
-        <w:t>:</w:t>
-      </w:r>
-      <w:r>
-        <w:rPr>
-          <w:lang w:val="en-GB"/>
-        </w:rPr>
-        <w:t xml:space="preserve"> combine the profiles and export the data to L3 </w:t>
-      </w:r>
-      <w:proofErr w:type="spellStart"/>
-      <w:r>
-        <w:rPr>
-          <w:lang w:val="en-GB"/>
-        </w:rPr>
-        <w:t>netCDF</w:t>
-      </w:r>
-      <w:proofErr w:type="spellEnd"/>
-      <w:r>
-        <w:rPr>
-          <w:lang w:val="en-GB"/>
-        </w:rPr>
-        <w:t xml:space="preserve"> file</w:t>
-      </w:r>
-      <w:bookmarkEnd w:id="16"/>
-    </w:p>
-    <w:p>
-      <w:pPr>
-        <w:pStyle w:val="Heading3"/>
-      </w:pPr>
-      <w:bookmarkStart w:id="17" w:name="_Toc234401522"/>
-      <w:r>
-        <w:t xml:space="preserve">Additional </w:t>
-      </w:r>
-      <w:proofErr w:type="spellStart"/>
-      <w:r>
-        <w:t>calculations</w:t>
-      </w:r>
-      <w:bookmarkEnd w:id="17"/>
-      <w:proofErr w:type="spellEnd"/>
-    </w:p>
-    <w:p>
-      <w:pPr>
-        <w:spacing w:after="0"/>
-        <w:rPr>
-          <w:color w:val="FF0000"/>
-          <w:lang w:val="en-GB"/>
-        </w:rPr>
-      </w:pPr>
-    </w:p>
-    <w:p>
-      <w:pPr>
-        <w:rPr>
-          <w:lang w:val="en-GB"/>
-        </w:rPr>
-      </w:pPr>
-    </w:p>
-    <w:p>
-      <w:pPr>
-        <w:pStyle w:val="Heading1"/>
-      </w:pPr>
-      <w:r>
         <w:t>Future changes</w:t>
       </w:r>
+      <w:bookmarkEnd w:id="46"/>
     </w:p>
     <w:p>
       <w:pPr>
@@ -3946,12 +6810,6 @@
         </w:rPr>
         <w:t xml:space="preserve"> </w:t>
       </w:r>
-    </w:p>
-    <w:p>
-      <w:pPr>
-        <w:pStyle w:val="Headernonumber"/>
-        <w:ind w:left="0" w:firstLine="0"/>
-      </w:pPr>
     </w:p>
     <w:sectPr>
       <w:headerReference w:type="first" r:id="rId17"/>
@@ -4107,7 +6965,7 @@
   <w:abstractNum w:abstractNumId="1" w15:restartNumberingAfterBreak="0">
     <w:nsid w:val="1F675D83"/>
     <w:multiLevelType w:val="multilevel"/>
-    <w:tmpl w:val="083C37A0"/>
+    <w:tmpl w:val="2EDE8B58"/>
     <w:lvl w:ilvl="0">
       <w:start w:val="1"/>
       <w:numFmt w:val="decimal"/>
@@ -4927,10 +7785,9 @@
     <w:next w:val="Normal"/>
     <w:link w:val="Heading4Char"/>
     <w:uiPriority w:val="9"/>
-    <w:semiHidden/>
     <w:unhideWhenUsed/>
     <w:qFormat/>
-    <w:rsid w:val="00B36F33"/>
+    <w:rsid w:val="00574A50"/>
     <w:pPr>
       <w:keepNext/>
       <w:keepLines/>
@@ -4939,13 +7796,17 @@
         <w:numId w:val="2"/>
       </w:numPr>
       <w:spacing w:before="40" w:after="0"/>
+      <w:ind w:left="2280"/>
       <w:outlineLvl w:val="3"/>
     </w:pPr>
     <w:rPr>
       <w:rFonts w:asciiTheme="majorHAnsi" w:eastAsiaTheme="majorEastAsia" w:hAnsiTheme="majorHAnsi" w:cstheme="majorBidi"/>
+      <w:b/>
+      <w:bCs/>
       <w:i/>
       <w:iCs/>
-      <w:color w:val="2E74B5" w:themeColor="accent1" w:themeShade="BF"/>
+      <w:color w:val="000000" w:themeColor="text1"/>
+      <w:lang w:val="en-GB"/>
     </w:rPr>
   </w:style>
   <w:style w:type="paragraph" w:styleId="Heading5">
@@ -5305,13 +8166,15 @@
     <w:basedOn w:val="DefaultParagraphFont"/>
     <w:link w:val="Heading4"/>
     <w:uiPriority w:val="9"/>
-    <w:semiHidden/>
-    <w:rsid w:val="00B36F33"/>
+    <w:rsid w:val="00574A50"/>
     <w:rPr>
       <w:rFonts w:asciiTheme="majorHAnsi" w:eastAsiaTheme="majorEastAsia" w:hAnsiTheme="majorHAnsi" w:cstheme="majorBidi"/>
+      <w:b/>
+      <w:bCs/>
       <w:i/>
       <w:iCs/>
-      <w:color w:val="2E74B5" w:themeColor="accent1" w:themeShade="BF"/>
+      <w:color w:val="000000" w:themeColor="text1"/>
+      <w:lang w:val="en-GB"/>
     </w:rPr>
   </w:style>
   <w:style w:type="character" w:customStyle="1" w:styleId="Heading5Char">
